--- a/docs/two-gazettes/derecho-animal/tr/Iki-Gazete-makale-TURKCE.docx
+++ b/docs/two-gazettes/derecho-animal/tr/Iki-Gazete-makale-TURKCE.docx
@@ -296,7 +296,7 @@
           <w:sz w:val="24"/>
           <w:szCs w:val="24"/>
         </w:rPr>
-        <w:t xml:space="preserve"> Hukuki analiz, merkezi etik kurulun faaliyet raporları ve istatistikleri, üç yerel kurul yönergesi ve ikincil literatürle desteklenmektedir.</w:t>
+        <w:t xml:space="preserve"> Hukuki analiz, merkezi etik kurulun faaliyet raporları ve istatistikleri, dört yerel kurul yönergesi, bir kurulun başvuru kılavuzu ve ikincil literatürle desteklenmektedir.</w:t>
       </w:r>
     </w:p>
     <w:p>
@@ -1080,13 +1080,27 @@
           <w:sz w:val="24"/>
           <w:szCs w:val="24"/>
         </w:rPr>
-        <w:t xml:space="preserve"> Direktif değerlendirmenin bir kamu makamınca yapılmasını şart koşmaz; devre izin verir ve kurumsal kurullar birçok Üye Devlette rol oynar. Direktifin şart koştuğu, izin kararının bir yetkili makamda ya da çıkar çatışmasından arınmış bir kuruluşta bulunması ve değerlendirmenin tarafsız olmasıdır. Türk tasarımı iki aşamayı sonuçta çıkarı olan kurumda birleştirmekte ve tarafsızlığı yapısal ayrılık yerine oluşum kurallarına dayanarak güvence altına almaya çalışmaktadır. Başkan, veteriner hekim ve diğer temsilciler aynı yöneticinin atadığı çalışanlar olduğunda, asgari beş üyeden iki bağımsız üye mütevazı bir güvencedir. Sucul sistem daha da zayıftır. 2022 değişikliğinden bu yana her izinli sucul tesiste, 2024'te yeniden yapılandırılan bir merkezi sucul kurulun (SOCMEK) altında, beş ila on bir üyeli bir sucul yerel kurul (SOCYEK) bulunmalıdır. Başkan ve sorumlu yönetici kurum çalışanı olmalı, tüm üyeleri rektör veya kurum yöneticisi atamalıdır ve hayvanlarla ilgili bir sivil toplum kuruluşundan gelen yalnızca bir üyenin kurumla bağı bulunmaması gerekir. Bakanlığın üst düzey bir yetkilisinin başkanlık ettiği SOCMEK, yerel yönergeleri onaylar, yerel kurulları denetler ve sucul hayvan kullanımına ilişkin yıllık istatistikleri toplayıp yayımlamakla yükümlüdür.</w:t>
+        <w:t xml:space="preserve"> Direktif değerlendirmenin bir kamu makamınca yapılmasını şart koşmaz; devre izin verir ve kurumsal kurullar birçok Üye Devlette rol oynar. Direktifin şart koştuğu, izin kararının bir yetkili makamda ya da çıkar çatışmasından arınmış bir kuruluşta bulunması ve değerlendirmenin tarafsız olmasıdır. Türk tasarımı iki aşamayı sonuçta çıkarı olan kurumda birleştirmekte ve tarafsızlığı yapısal ayrılık yerine oluşum kurallarına dayanarak güvence altına almaya çalışmaktadır. Başkan, veteriner hekim ve diğer temsilciler aynı yöneticinin atadığı çalışanlar olduğunda, asgari beş üyeden iki bağımsız üye mütevazı bir güvencedir. Yerel uygulama, bir kurulu hizmet verdiği tesise daha da sıkı bağlayabilmektedir. İzmir Biyotıp ve Genom Merkezi (İBG) kurulu yalnızca Merkezin kendi vivaryumunda yürütülecek çalışmaları değerlendirmektedir ve bir başvuru ancak bu vivaryumdan alınmış proforma fatura ve hizmet anlaşmasını içerdiğinde tamamlanmış sayılmaktadır.</w:t>
       </w:r>
       <w:r>
         <w:rPr>
           <w:rStyle w:val="FootnoteReference"/>
         </w:rPr>
         <w:footnoteReference w:id="44"/>
+      </w:r>
+      <w:r>
+        <w:rPr>
+          <w:rFonts w:ascii="Times New Roman" w:cs="Times New Roman" w:eastAsia="Times New Roman" w:hAnsi="Times New Roman"/>
+          <w:sz w:val="24"/>
+          <w:szCs w:val="24"/>
+        </w:rPr>
+        <w:t xml:space="preserve"> Bu durum taraflılığa işaret etmez; ancak etik değerlendirme ile tesisin hizmetlerinin satın alınması tek bir idari adımda birleşmektedir. Sucul sistem daha da zayıftır. 2022 değişikliğinden bu yana her izinli sucul tesiste, 2024'te yeniden yapılandırılan bir merkezi sucul kurulun (SOCMEK) altında, beş ila on bir üyeli bir sucul yerel kurul (SOCYEK) bulunmalıdır. Başkan ve sorumlu yönetici kurum çalışanı olmalı, tüm üyeleri rektör veya kurum yöneticisi atamalıdır ve hayvanlarla ilgili bir sivil toplum kuruluşundan gelen yalnızca bir üyenin kurumla bağı bulunmaması gerekir. Bakanlığın üst düzey bir yetkilisinin başkanlık ettiği SOCMEK, yerel yönergeleri onaylar, yerel kurulları denetler ve sucul hayvan kullanımına ilişkin yıllık istatistikleri toplayıp yayımlamakla yükümlüdür.</w:t>
+      </w:r>
+      <w:r>
+        <w:rPr>
+          <w:rStyle w:val="FootnoteReference"/>
+        </w:rPr>
+        <w:footnoteReference w:id="45"/>
       </w:r>
     </w:p>
     <w:p>
@@ -1107,20 +1121,6 @@
         <w:rPr>
           <w:rStyle w:val="FootnoteReference"/>
         </w:rPr>
-        <w:footnoteReference w:id="45"/>
-      </w:r>
-      <w:r>
-        <w:rPr>
-          <w:rFonts w:ascii="Times New Roman" w:cs="Times New Roman" w:eastAsia="Times New Roman" w:hAnsi="Times New Roman"/>
-          <w:sz w:val="24"/>
-          <w:szCs w:val="24"/>
-        </w:rPr>
-        <w:t xml:space="preserve"> Bu çalışma için üç yönerge okunmuştur. İzmir Yüksek Teknoloji Enstitüsü'nün yönergesi, 40 iş günlük süre ve yarar-acı ölçütü dâhil yönetmeliği yeniden üretmektedir. İstanbul Medipol Üniversitesi'nin yönergesi ise kararların "en geç iki toplantı içinde" verilmesini öngörmekte, yönetmeliğin üçte iki öngördüğü yerde salt çoğunluk toplantı yeter sayısı belirlemekte ve çalışma ilkeleri arasında yarar-acı testine yer vermemektedir. İstanbul Üniversitesi-Cerrahpaşa'nın 2021'de HADMEK tarafından onaylanan yönergesi yalnızca taranmış kopya olarak elde edilebilmiş ve ayrıntılı olarak incelenmemiştir.</w:t>
-      </w:r>
-      <w:r>
-        <w:rPr>
-          <w:rStyle w:val="FootnoteReference"/>
-        </w:rPr>
         <w:footnoteReference w:id="46"/>
       </w:r>
       <w:r>
@@ -1129,7 +1129,49 @@
           <w:sz w:val="24"/>
           <w:szCs w:val="24"/>
         </w:rPr>
-        <w:t xml:space="preserve"> Üç yönergelik bir örneklem sistemin bütünü hakkında hiçbir şey kanıtlamaz; ancak yönetmeliğin standartlarının, merkezi onaydan sonra bile, her kurulun kendi kurallarına değişmeden ulaşmadığını göstermektedir.</w:t>
+        <w:t xml:space="preserve"> Bu çalışma için dört yönerge okunmuştur. İzmir Yüksek Teknoloji Enstitüsü'nün yönergesi, 40 iş günlük süre ve yarar-acı ölçütü dâhil yönetmeliği yeniden üretmektedir. İstanbul Medipol Üniversitesi'nin yönergesi ise kararların "en geç iki toplantı içinde" verilmesini öngörmekte, yönetmeliğin üçte iki öngördüğü yerde salt çoğunluk toplantı yeter sayısı belirlemekte ve çalışma ilkeleri arasında yarar-acı testine yer vermemektedir. İstanbul Üniversitesi-Cerrahpaşa'nın 2021'de HADMEK tarafından onaylanan yönergesi yalnızca taranmış kopya olarak elde edilebilmiş ve ayrıntılı olarak incelenmemiştir. Dokuz Eylül Üniversitesi'nin (DEÜ) yönergesi, burada incelenen noktalarda yönetmeliği yakından izlemektedir: yarar-acı ölçütü dâhil sekiz değerlendirme ölçütünü saymakta, bir defaya mahsus en fazla 15 iş günü uzatılabilen 40 iş günlük süreyi yeniden üretmekte, toplantılar için üçte iki katılım aramakta ve onayları beş yılla sınırlamaktadır.</w:t>
+      </w:r>
+      <w:r>
+        <w:rPr>
+          <w:rStyle w:val="FootnoteReference"/>
+        </w:rPr>
+        <w:footnoteReference w:id="47"/>
+      </w:r>
+      <w:r>
+        <w:rPr>
+          <w:rFonts w:ascii="Times New Roman" w:cs="Times New Roman" w:eastAsia="Times New Roman" w:hAnsi="Times New Roman"/>
+          <w:sz w:val="24"/>
+          <w:szCs w:val="24"/>
+        </w:rPr>
+        <w:t xml:space="preserve"> Kayma koruyucu yönde de olabilmektedir. DEÜ yönergesi 3R'ye dördüncü bir ilke olarak sorumluluğu eklemekte, başvuru sahiplerinden prosedürlerin olası çevresel etkilerini asgariye indirmek için uygulayacakları stratejileri açıklamalarını istemekte ve deneyde ölen hayvanların doku ve organlarının paylaşılmasını öngörmektedir.</w:t>
+      </w:r>
+      <w:r>
+        <w:rPr>
+          <w:rStyle w:val="FootnoteReference"/>
+        </w:rPr>
+        <w:footnoteReference w:id="48"/>
+      </w:r>
+      <w:r>
+        <w:rPr>
+          <w:rFonts w:ascii="Times New Roman" w:cs="Times New Roman" w:eastAsia="Times New Roman" w:hAnsi="Times New Roman"/>
+          <w:sz w:val="24"/>
+          <w:szCs w:val="24"/>
+        </w:rPr>
+        <w:t xml:space="preserve"> Başvuru sürecinin kendisi de farklılık göstermektedir. DEÜ başvuru formunun ıslak imzalı üç nüshasını isterken İBG başvuruları çevrimiçi bir sistem üzerinden almaktadır; her ikisi de protokolü destekleyen üç kaynak makale istemektedir ve bu şart yönetmelikte yer almamaktadır.</w:t>
+      </w:r>
+      <w:r>
+        <w:rPr>
+          <w:rStyle w:val="FootnoteReference"/>
+        </w:rPr>
+        <w:footnoteReference w:id="49"/>
+      </w:r>
+      <w:r>
+        <w:rPr>
+          <w:rFonts w:ascii="Times New Roman" w:cs="Times New Roman" w:eastAsia="Times New Roman" w:hAnsi="Times New Roman"/>
+          <w:sz w:val="24"/>
+          <w:szCs w:val="24"/>
+        </w:rPr>
+        <w:t xml:space="preserve"> Dört yönergelik bir örneklem sistemin bütünü hakkında hiçbir şey kanıtlamaz; ancak yönetmeliğin standartlarının, merkezi onaydan sonra bile, her kurulun kendi kurallarına değişmeden ulaşmadığını ve farklılığın her iki yönde de ortaya çıktığını göstermektedir.</w:t>
       </w:r>
     </w:p>
     <w:p>
@@ -1150,7 +1192,7 @@
         <w:rPr>
           <w:rStyle w:val="FootnoteReference"/>
         </w:rPr>
-        <w:footnoteReference w:id="47"/>
+        <w:footnoteReference w:id="50"/>
       </w:r>
       <w:r>
         <w:rPr>
@@ -1164,7 +1206,7 @@
         <w:rPr>
           <w:rStyle w:val="FootnoteReference"/>
         </w:rPr>
-        <w:footnoteReference w:id="48"/>
+        <w:footnoteReference w:id="51"/>
       </w:r>
     </w:p>
     <w:p>
@@ -1202,7 +1244,7 @@
         <w:rPr>
           <w:rStyle w:val="FootnoteReference"/>
         </w:rPr>
-        <w:footnoteReference w:id="49"/>
+        <w:footnoteReference w:id="52"/>
       </w:r>
       <w:r>
         <w:rPr>
@@ -1216,7 +1258,7 @@
         <w:rPr>
           <w:rStyle w:val="FootnoteReference"/>
         </w:rPr>
-        <w:footnoteReference w:id="50"/>
+        <w:footnoteReference w:id="53"/>
       </w:r>
       <w:r>
         <w:rPr>
@@ -1245,7 +1287,7 @@
         <w:rPr>
           <w:rStyle w:val="FootnoteReference"/>
         </w:rPr>
-        <w:footnoteReference w:id="51"/>
+        <w:footnoteReference w:id="54"/>
       </w:r>
       <w:r>
         <w:rPr>
@@ -1259,7 +1301,7 @@
         <w:rPr>
           <w:rStyle w:val="FootnoteReference"/>
         </w:rPr>
-        <w:footnoteReference w:id="52"/>
+        <w:footnoteReference w:id="55"/>
       </w:r>
       <w:r>
         <w:rPr>
@@ -1273,7 +1315,7 @@
         <w:rPr>
           <w:rStyle w:val="FootnoteReference"/>
         </w:rPr>
-        <w:footnoteReference w:id="53"/>
+        <w:footnoteReference w:id="56"/>
       </w:r>
       <w:r>
         <w:rPr>
@@ -1302,7 +1344,7 @@
         <w:rPr>
           <w:rStyle w:val="FootnoteReference"/>
         </w:rPr>
-        <w:footnoteReference w:id="54"/>
+        <w:footnoteReference w:id="57"/>
       </w:r>
       <w:r>
         <w:rPr>
@@ -1348,7 +1390,7 @@
         <w:rPr>
           <w:rStyle w:val="FootnoteReference"/>
         </w:rPr>
-        <w:footnoteReference w:id="55"/>
+        <w:footnoteReference w:id="58"/>
       </w:r>
       <w:r>
         <w:rPr>
@@ -1362,7 +1404,7 @@
         <w:rPr>
           <w:rStyle w:val="FootnoteReference"/>
         </w:rPr>
-        <w:footnoteReference w:id="56"/>
+        <w:footnoteReference w:id="59"/>
       </w:r>
       <w:r>
         <w:rPr>
@@ -1391,7 +1433,7 @@
         <w:rPr>
           <w:rStyle w:val="FootnoteReference"/>
         </w:rPr>
-        <w:footnoteReference w:id="57"/>
+        <w:footnoteReference w:id="60"/>
       </w:r>
       <w:r>
         <w:rPr>
@@ -1405,7 +1447,7 @@
         <w:rPr>
           <w:rStyle w:val="FootnoteReference"/>
         </w:rPr>
-        <w:footnoteReference w:id="58"/>
+        <w:footnoteReference w:id="61"/>
       </w:r>
     </w:p>
     <w:p>
@@ -1426,7 +1468,7 @@
         <w:rPr>
           <w:rStyle w:val="FootnoteReference"/>
         </w:rPr>
-        <w:footnoteReference w:id="59"/>
+        <w:footnoteReference w:id="62"/>
       </w:r>
       <w:r>
         <w:rPr>
@@ -1440,7 +1482,7 @@
         <w:rPr>
           <w:rStyle w:val="FootnoteReference"/>
         </w:rPr>
-        <w:footnoteReference w:id="60"/>
+        <w:footnoteReference w:id="63"/>
       </w:r>
       <w:r>
         <w:rPr>
@@ -1454,7 +1496,7 @@
         <w:rPr>
           <w:rStyle w:val="FootnoteReference"/>
         </w:rPr>
-        <w:footnoteReference w:id="61"/>
+        <w:footnoteReference w:id="64"/>
       </w:r>
       <w:r>
         <w:rPr>
@@ -1468,7 +1510,7 @@
         <w:rPr>
           <w:rStyle w:val="FootnoteReference"/>
         </w:rPr>
-        <w:footnoteReference w:id="62"/>
+        <w:footnoteReference w:id="65"/>
       </w:r>
     </w:p>
     <w:p>
@@ -1489,7 +1531,7 @@
         <w:rPr>
           <w:rStyle w:val="FootnoteReference"/>
         </w:rPr>
-        <w:footnoteReference w:id="63"/>
+        <w:footnoteReference w:id="66"/>
       </w:r>
       <w:r>
         <w:rPr>
@@ -1503,7 +1545,7 @@
         <w:rPr>
           <w:rStyle w:val="FootnoteReference"/>
         </w:rPr>
-        <w:footnoteReference w:id="64"/>
+        <w:footnoteReference w:id="67"/>
       </w:r>
       <w:r>
         <w:rPr>
@@ -1517,7 +1559,7 @@
         <w:rPr>
           <w:rStyle w:val="FootnoteReference"/>
         </w:rPr>
-        <w:footnoteReference w:id="65"/>
+        <w:footnoteReference w:id="68"/>
       </w:r>
     </w:p>
     <w:p>
@@ -1538,7 +1580,7 @@
         <w:rPr>
           <w:rStyle w:val="FootnoteReference"/>
         </w:rPr>
-        <w:footnoteReference w:id="66"/>
+        <w:footnoteReference w:id="69"/>
       </w:r>
       <w:r>
         <w:rPr>
@@ -1601,7 +1643,7 @@
         <w:rPr>
           <w:rStyle w:val="FootnoteReference"/>
         </w:rPr>
-        <w:footnoteReference w:id="67"/>
+        <w:footnoteReference w:id="70"/>
       </w:r>
       <w:r>
         <w:rPr>
@@ -1615,7 +1657,7 @@
         <w:rPr>
           <w:rStyle w:val="FootnoteReference"/>
         </w:rPr>
-        <w:footnoteReference w:id="68"/>
+        <w:footnoteReference w:id="71"/>
       </w:r>
       <w:r>
         <w:rPr>
@@ -1629,7 +1671,7 @@
         <w:rPr>
           <w:rStyle w:val="FootnoteReference"/>
         </w:rPr>
-        <w:footnoteReference w:id="69"/>
+        <w:footnoteReference w:id="72"/>
       </w:r>
     </w:p>
     <w:p>
@@ -1650,7 +1692,7 @@
         <w:rPr>
           <w:rStyle w:val="FootnoteReference"/>
         </w:rPr>
-        <w:footnoteReference w:id="70"/>
+        <w:footnoteReference w:id="73"/>
       </w:r>
       <w:r>
         <w:rPr>
@@ -1664,7 +1706,7 @@
         <w:rPr>
           <w:rStyle w:val="FootnoteReference"/>
         </w:rPr>
-        <w:footnoteReference w:id="71"/>
+        <w:footnoteReference w:id="74"/>
       </w:r>
       <w:r>
         <w:rPr>
@@ -1678,7 +1720,7 @@
         <w:rPr>
           <w:rStyle w:val="FootnoteReference"/>
         </w:rPr>
-        <w:footnoteReference w:id="72"/>
+        <w:footnoteReference w:id="75"/>
       </w:r>
       <w:r>
         <w:rPr>
@@ -1724,7 +1766,7 @@
         <w:rPr>
           <w:rStyle w:val="FootnoteReference"/>
         </w:rPr>
-        <w:footnoteReference w:id="73"/>
+        <w:footnoteReference w:id="76"/>
       </w:r>
       <w:r>
         <w:rPr>
@@ -1738,7 +1780,7 @@
         <w:rPr>
           <w:rStyle w:val="FootnoteReference"/>
         </w:rPr>
-        <w:footnoteReference w:id="74"/>
+        <w:footnoteReference w:id="77"/>
       </w:r>
       <w:r>
         <w:rPr>
@@ -1752,7 +1794,7 @@
         <w:rPr>
           <w:rStyle w:val="FootnoteReference"/>
         </w:rPr>
-        <w:footnoteReference w:id="75"/>
+        <w:footnoteReference w:id="78"/>
       </w:r>
       <w:r>
         <w:rPr>
@@ -1766,7 +1808,7 @@
         <w:rPr>
           <w:rStyle w:val="FootnoteReference"/>
         </w:rPr>
-        <w:footnoteReference w:id="76"/>
+        <w:footnoteReference w:id="79"/>
       </w:r>
       <w:r>
         <w:rPr>
@@ -1780,7 +1822,7 @@
         <w:rPr>
           <w:rStyle w:val="FootnoteReference"/>
         </w:rPr>
-        <w:footnoteReference w:id="77"/>
+        <w:footnoteReference w:id="80"/>
       </w:r>
     </w:p>
     <w:p>
@@ -1801,7 +1843,7 @@
         <w:rPr>
           <w:rStyle w:val="FootnoteReference"/>
         </w:rPr>
-        <w:footnoteReference w:id="78"/>
+        <w:footnoteReference w:id="81"/>
       </w:r>
       <w:r>
         <w:rPr>
@@ -1815,7 +1857,7 @@
         <w:rPr>
           <w:rStyle w:val="FootnoteReference"/>
         </w:rPr>
-        <w:footnoteReference w:id="79"/>
+        <w:footnoteReference w:id="82"/>
       </w:r>
       <w:r>
         <w:rPr>
@@ -1861,7 +1903,7 @@
         <w:rPr>
           <w:rStyle w:val="FootnoteReference"/>
         </w:rPr>
-        <w:footnoteReference w:id="80"/>
+        <w:footnoteReference w:id="83"/>
       </w:r>
       <w:r>
         <w:rPr>
@@ -1875,7 +1917,7 @@
         <w:rPr>
           <w:rStyle w:val="FootnoteReference"/>
         </w:rPr>
-        <w:footnoteReference w:id="81"/>
+        <w:footnoteReference w:id="84"/>
       </w:r>
       <w:r>
         <w:rPr>
@@ -1889,7 +1931,7 @@
         <w:rPr>
           <w:rStyle w:val="FootnoteReference"/>
         </w:rPr>
-        <w:footnoteReference w:id="82"/>
+        <w:footnoteReference w:id="85"/>
       </w:r>
       <w:r>
         <w:rPr>
@@ -1903,7 +1945,7 @@
         <w:rPr>
           <w:rStyle w:val="FootnoteReference"/>
         </w:rPr>
-        <w:footnoteReference w:id="83"/>
+        <w:footnoteReference w:id="86"/>
       </w:r>
       <w:r>
         <w:rPr>
@@ -1917,7 +1959,7 @@
         <w:rPr>
           <w:rStyle w:val="FootnoteReference"/>
         </w:rPr>
-        <w:footnoteReference w:id="84"/>
+        <w:footnoteReference w:id="87"/>
       </w:r>
     </w:p>
     <w:p>
@@ -1938,7 +1980,7 @@
         <w:rPr>
           <w:rStyle w:val="FootnoteReference"/>
         </w:rPr>
-        <w:footnoteReference w:id="85"/>
+        <w:footnoteReference w:id="88"/>
       </w:r>
     </w:p>
     <w:tbl>
@@ -3176,7 +3218,7 @@
         <w:rPr>
           <w:rStyle w:val="FootnoteReference"/>
         </w:rPr>
-        <w:footnoteReference w:id="86"/>
+        <w:footnoteReference w:id="89"/>
       </w:r>
     </w:p>
     <w:p>
@@ -3197,7 +3239,7 @@
         <w:rPr>
           <w:rStyle w:val="FootnoteReference"/>
         </w:rPr>
-        <w:footnoteReference w:id="87"/>
+        <w:footnoteReference w:id="90"/>
       </w:r>
       <w:r>
         <w:rPr>
@@ -4204,7 +4246,7 @@
         <w:rPr>
           <w:rStyle w:val="FootnoteReference"/>
         </w:rPr>
-        <w:footnoteReference w:id="88"/>
+        <w:footnoteReference w:id="91"/>
       </w:r>
       <w:r>
         <w:rPr>
@@ -4278,7 +4320,7 @@
         <w:rPr>
           <w:rStyle w:val="FootnoteReference"/>
         </w:rPr>
-        <w:footnoteReference w:id="89"/>
+        <w:footnoteReference w:id="92"/>
       </w:r>
       <w:r>
         <w:rPr>
@@ -4292,7 +4334,7 @@
         <w:rPr>
           <w:rStyle w:val="FootnoteReference"/>
         </w:rPr>
-        <w:footnoteReference w:id="90"/>
+        <w:footnoteReference w:id="93"/>
       </w:r>
       <w:r>
         <w:rPr>
@@ -4353,15 +4395,15 @@
         <w:rPr>
           <w:rStyle w:val="FootnoteReference"/>
         </w:rPr>
-        <w:footnoteReference w:id="91"/>
-      </w:r>
-      <w:r>
-        <w:rPr>
-          <w:rFonts w:ascii="Times New Roman" w:cs="Times New Roman" w:eastAsia="Times New Roman" w:hAnsi="Times New Roman"/>
-          <w:sz w:val="24"/>
-          <w:szCs w:val="24"/>
-        </w:rPr>
-        <w:t xml:space="preserve"> Uygulanabilir ilk adım, yayımlanmış kurul yönergelerinin 2014 tarihli yönetmelikle sistematik olarak karşılaştırılması olabilir; burada okunan üç yönerge, bunun daha fazla kaymayı ortaya çıkaracağını düşündürmektedir. İkinci adım, Refah Yönetmeliğinin 37. maddesi ve Sucul Yönetmeliğin 32. maddesi uyarınca yapılan bakanlık denetimlerinin sayısına ilişkin bilgi edinme hakkı kapsamında bir başvuru olabilir. Üçüncüsü, kurulların zarar-yarar testi, 40 günlük süre ve şiddetli acı istisnasına ilişkin uygulamasını inceleyen bir anket olabilir. 5199 sayılı Kanun kapsamındaki iki yorum sorusu da uygulamayı veya içtihadı beklemektedir: cerrahi müdahalelerin yalnızca veteriner hekimlerce yapılabileceğine ilişkin kuralın onaylı bir projede kimin ameliyat yapabileceğini sınırlayıp sınırlamadığı ve herhangi bir deneysel davranışın 28/A maddesindeki suçlar kapsamına girip giremeyeceği.</w:t>
+        <w:footnoteReference w:id="94"/>
+      </w:r>
+      <w:r>
+        <w:rPr>
+          <w:rFonts w:ascii="Times New Roman" w:cs="Times New Roman" w:eastAsia="Times New Roman" w:hAnsi="Times New Roman"/>
+          <w:sz w:val="24"/>
+          <w:szCs w:val="24"/>
+        </w:rPr>
+        <w:t xml:space="preserve"> Uygulanabilir ilk adım, yayımlanmış kurul yönergelerinin 2014 tarihli yönetmelikle sistematik olarak karşılaştırılması olabilir; burada okunan dört yönerge, bunun daha fazla farklılığı ortaya çıkaracağını düşündürmektedir. İkinci adım, Refah Yönetmeliğinin 37. maddesi ve Sucul Yönetmeliğin 32. maddesi uyarınca yapılan bakanlık denetimlerinin sayısına ilişkin bilgi edinme hakkı kapsamında bir başvuru olabilir. Üçüncüsü, kurulların zarar-yarar testi, 40 günlük süre ve şiddetli acı istisnasına ilişkin uygulamasını inceleyen bir anket olabilir. 5199 sayılı Kanun kapsamındaki iki yorum sorusu da uygulamayı veya içtihadı beklemektedir: cerrahi müdahalelerin yalnızca veteriner hekimlerce yapılabileceğine ilişkin kuralın onaylı bir projede kimin ameliyat yapabileceğini sınırlayıp sınırlamadığı ve herhangi bir deneysel davranışın 28/A maddesindeki suçlar kapsamına girip giremeyeceği.</w:t>
       </w:r>
     </w:p>
     <w:p>
@@ -4382,7 +4424,7 @@
         <w:rPr>
           <w:rStyle w:val="FootnoteReference"/>
         </w:rPr>
-        <w:footnoteReference w:id="92"/>
+        <w:footnoteReference w:id="95"/>
       </w:r>
       <w:r>
         <w:rPr>
@@ -4668,7 +4710,25 @@
           <w:sz w:val="24"/>
           <w:szCs w:val="24"/>
         </w:rPr>
-        <w:t xml:space="preserve">FELASA. "Education &amp; Training." Erişim tarihi 26 Ağustos 2026. https://felasa.eu/education-training.</w:t>
+        <w:t xml:space="preserve">Dokuz Eylül Üniversitesi. </w:t>
+      </w:r>
+      <w:r>
+        <w:rPr>
+          <w:rFonts w:ascii="Times New Roman" w:cs="Times New Roman" w:eastAsia="Times New Roman" w:hAnsi="Times New Roman"/>
+          <w:i/>
+          <w:iCs/>
+          <w:sz w:val="24"/>
+          <w:szCs w:val="24"/>
+        </w:rPr>
+        <w:t xml:space="preserve">Hayvan Deneyleri Yerel Etik Kurulu Çalışma Usul ve Esasları Yönergesi (DEÜ HADYEK)</w:t>
+      </w:r>
+      <w:r>
+        <w:rPr>
+          <w:rFonts w:ascii="Times New Roman" w:cs="Times New Roman" w:eastAsia="Times New Roman" w:hAnsi="Times New Roman"/>
+          <w:sz w:val="24"/>
+          <w:szCs w:val="24"/>
+        </w:rPr>
+        <w:t xml:space="preserve">. İzmir: Dokuz Eylül Üniversitesi, t.y.</w:t>
       </w:r>
     </w:p>
     <w:p>
@@ -4683,6 +4743,21 @@
           <w:sz w:val="24"/>
           <w:szCs w:val="24"/>
         </w:rPr>
+        <w:t xml:space="preserve">FELASA. "Education &amp; Training." Erişim tarihi 26 Ağustos 2026. https://felasa.eu/education-training.</w:t>
+      </w:r>
+    </w:p>
+    <w:p>
+      <w:pPr>
+        <w:spacing w:after="120" w:line="240"/>
+        <w:ind w:left="567" w:hanging="567"/>
+        <w:jc w:val="left"/>
+      </w:pPr>
+      <w:r>
+        <w:rPr>
+          <w:rFonts w:ascii="Times New Roman" w:cs="Times New Roman" w:eastAsia="Times New Roman" w:hAnsi="Times New Roman"/>
+          <w:sz w:val="24"/>
+          <w:szCs w:val="24"/>
+        </w:rPr>
         <w:t xml:space="preserve">Fiorito, G., A. Affuso, J. Basil </w:t>
       </w:r>
       <w:r>
@@ -5050,6 +5125,39 @@
           <w:szCs w:val="24"/>
         </w:rPr>
         <w:t xml:space="preserve">. İstanbul: İÜC, 2021.</w:t>
+      </w:r>
+    </w:p>
+    <w:p>
+      <w:pPr>
+        <w:spacing w:after="120" w:line="240"/>
+        <w:ind w:left="567" w:hanging="567"/>
+        <w:jc w:val="left"/>
+      </w:pPr>
+      <w:r>
+        <w:rPr>
+          <w:rFonts w:ascii="Times New Roman" w:cs="Times New Roman" w:eastAsia="Times New Roman" w:hAnsi="Times New Roman"/>
+          <w:sz w:val="24"/>
+          <w:szCs w:val="24"/>
+        </w:rPr>
+        <w:t xml:space="preserve">İzmir Biyotıp ve Genom Merkezi. </w:t>
+      </w:r>
+      <w:r>
+        <w:rPr>
+          <w:rFonts w:ascii="Times New Roman" w:cs="Times New Roman" w:eastAsia="Times New Roman" w:hAnsi="Times New Roman"/>
+          <w:i/>
+          <w:iCs/>
+          <w:sz w:val="24"/>
+          <w:szCs w:val="24"/>
+        </w:rPr>
+        <w:t xml:space="preserve">İBG HADYEK Başvuru Kılavuzu</w:t>
+      </w:r>
+      <w:r>
+        <w:rPr>
+          <w:rFonts w:ascii="Times New Roman" w:cs="Times New Roman" w:eastAsia="Times New Roman" w:hAnsi="Times New Roman"/>
+          <w:sz w:val="24"/>
+          <w:szCs w:val="24"/>
+        </w:rPr>
+        <w:t xml:space="preserve">. İzmir: İBG, t.y. https://hadyek.ibg.edu.tr/.</w:t>
       </w:r>
     </w:p>
     <w:p>
@@ -6740,7 +6848,7 @@
           <w:sz w:val="20"/>
           <w:szCs w:val="20"/>
         </w:rPr>
-        <w:t xml:space="preserve">Sucul Yönetmelik, md. 31/A–31/C, </w:t>
+        <w:t xml:space="preserve">İzmir Biyotıp ve Genom Merkezi, </w:t>
       </w:r>
       <w:r>
         <w:rPr>
@@ -6750,15 +6858,37 @@
           <w:sz w:val="20"/>
           <w:szCs w:val="20"/>
         </w:rPr>
-        <w:t xml:space="preserve">Resmî Gazete</w:t>
-      </w:r>
-      <w:r>
-        <w:rPr>
-          <w:rFonts w:ascii="Times New Roman" w:cs="Times New Roman" w:eastAsia="Times New Roman" w:hAnsi="Times New Roman"/>
-          <w:sz w:val="20"/>
-          <w:szCs w:val="20"/>
-        </w:rPr>
-        <w:t xml:space="preserve"> S. 32052, 23 Aralık 2022 ile eklendi; md. 31/A(1), </w:t>
+        <w:t xml:space="preserve">İBG HADYEK Başvuru Kılavuzu</w:t>
+      </w:r>
+      <w:r>
+        <w:rPr>
+          <w:rFonts w:ascii="Times New Roman" w:cs="Times New Roman" w:eastAsia="Times New Roman" w:hAnsi="Times New Roman"/>
+          <w:sz w:val="20"/>
+          <w:szCs w:val="20"/>
+        </w:rPr>
+        <w:t xml:space="preserve"> (İzmir: İBG, t.y.), md. 1 ve 4, https://hadyek.ibg.edu.tr/.</w:t>
+      </w:r>
+    </w:p>
+  </w:footnote>
+  <w:footnote w:id="45">
+    <w:p>
+      <w:pPr>
+        <w:spacing w:line="240"/>
+        <w:jc w:val="left"/>
+      </w:pPr>
+      <w:r>
+        <w:rPr>
+          <w:rStyle w:val="FootnoteReference"/>
+        </w:rPr>
+        <w:footnoteRef/>
+      </w:r>
+      <w:r>
+        <w:rPr>
+          <w:rFonts w:ascii="Times New Roman" w:cs="Times New Roman" w:eastAsia="Times New Roman" w:hAnsi="Times New Roman"/>
+          <w:sz w:val="20"/>
+          <w:szCs w:val="20"/>
+        </w:rPr>
+        <w:t xml:space="preserve">Sucul Yönetmelik, md. 31/A–31/C, </w:t>
       </w:r>
       <w:r>
         <w:rPr>
@@ -6776,51 +6906,7 @@
           <w:sz w:val="20"/>
           <w:szCs w:val="20"/>
         </w:rPr>
-        <w:t xml:space="preserve"> S. 32529, 27 Nisan 2024 ile değişik; beş yıllık çalışma izinleri, en fazla üç yıllık proje onayları ve damızlıklardan yumurta ve sperm sağımı gibi hangi faaliyetlerin prosedür sayıldığı konusundaki tekrarlanan belirsizlik dâhil sistemin işleyişi hakkında bkz. Demirel ve Uluköy, "Hayvan refahı bakış açısı," 116–19 ve 122.</w:t>
-      </w:r>
-    </w:p>
-  </w:footnote>
-  <w:footnote w:id="45">
-    <w:p>
-      <w:pPr>
-        <w:spacing w:line="240"/>
-        <w:jc w:val="left"/>
-      </w:pPr>
-      <w:r>
-        <w:rPr>
-          <w:rStyle w:val="FootnoteReference"/>
-        </w:rPr>
-        <w:footnoteRef/>
-      </w:r>
-      <w:r>
-        <w:rPr>
-          <w:rFonts w:ascii="Times New Roman" w:cs="Times New Roman" w:eastAsia="Times New Roman" w:hAnsi="Times New Roman"/>
-          <w:sz w:val="20"/>
-          <w:szCs w:val="20"/>
-        </w:rPr>
-        <w:t xml:space="preserve">Etik Kurul Yönetmeliği, md. 7(1)(b) ve 8(8)(c).</w:t>
-      </w:r>
-    </w:p>
-  </w:footnote>
-  <w:footnote w:id="46">
-    <w:p>
-      <w:pPr>
-        <w:spacing w:line="240"/>
-        <w:jc w:val="left"/>
-      </w:pPr>
-      <w:r>
-        <w:rPr>
-          <w:rStyle w:val="FootnoteReference"/>
-        </w:rPr>
-        <w:footnoteRef/>
-      </w:r>
-      <w:r>
-        <w:rPr>
-          <w:rFonts w:ascii="Times New Roman" w:cs="Times New Roman" w:eastAsia="Times New Roman" w:hAnsi="Times New Roman"/>
-          <w:sz w:val="20"/>
-          <w:szCs w:val="20"/>
-        </w:rPr>
-        <w:t xml:space="preserve">İzmir Yüksek Teknoloji Enstitüsü, </w:t>
+        <w:t xml:space="preserve"> S. 32052, 23 Aralık 2022 ile eklendi; md. 31/A(1), </w:t>
       </w:r>
       <w:r>
         <w:rPr>
@@ -6830,15 +6916,59 @@
           <w:sz w:val="20"/>
           <w:szCs w:val="20"/>
         </w:rPr>
-        <w:t xml:space="preserve">İYTE Hayvan Deneyleri Yerel Etik Kurulu Yönergesi</w:t>
-      </w:r>
-      <w:r>
-        <w:rPr>
-          <w:rFonts w:ascii="Times New Roman" w:cs="Times New Roman" w:eastAsia="Times New Roman" w:hAnsi="Times New Roman"/>
-          <w:sz w:val="20"/>
-          <w:szCs w:val="20"/>
-        </w:rPr>
-        <w:t xml:space="preserve"> (İzmir: İYTE, 2014); İstanbul Medipol Üniversitesi, </w:t>
+        <w:t xml:space="preserve">Resmî Gazete</w:t>
+      </w:r>
+      <w:r>
+        <w:rPr>
+          <w:rFonts w:ascii="Times New Roman" w:cs="Times New Roman" w:eastAsia="Times New Roman" w:hAnsi="Times New Roman"/>
+          <w:sz w:val="20"/>
+          <w:szCs w:val="20"/>
+        </w:rPr>
+        <w:t xml:space="preserve"> S. 32529, 27 Nisan 2024 ile değişik; beş yıllık çalışma izinleri, en fazla üç yıllık proje onayları ve damızlıklardan yumurta ve sperm sağımı gibi hangi faaliyetlerin prosedür sayıldığı konusundaki tekrarlanan belirsizlik dâhil sistemin işleyişi hakkında bkz. Demirel ve Uluköy, "Hayvan refahı bakış açısı," 116–19 ve 122.</w:t>
+      </w:r>
+    </w:p>
+  </w:footnote>
+  <w:footnote w:id="46">
+    <w:p>
+      <w:pPr>
+        <w:spacing w:line="240"/>
+        <w:jc w:val="left"/>
+      </w:pPr>
+      <w:r>
+        <w:rPr>
+          <w:rStyle w:val="FootnoteReference"/>
+        </w:rPr>
+        <w:footnoteRef/>
+      </w:r>
+      <w:r>
+        <w:rPr>
+          <w:rFonts w:ascii="Times New Roman" w:cs="Times New Roman" w:eastAsia="Times New Roman" w:hAnsi="Times New Roman"/>
+          <w:sz w:val="20"/>
+          <w:szCs w:val="20"/>
+        </w:rPr>
+        <w:t xml:space="preserve">Etik Kurul Yönetmeliği, md. 7(1)(b) ve 8(8)(c).</w:t>
+      </w:r>
+    </w:p>
+  </w:footnote>
+  <w:footnote w:id="47">
+    <w:p>
+      <w:pPr>
+        <w:spacing w:line="240"/>
+        <w:jc w:val="left"/>
+      </w:pPr>
+      <w:r>
+        <w:rPr>
+          <w:rStyle w:val="FootnoteReference"/>
+        </w:rPr>
+        <w:footnoteRef/>
+      </w:r>
+      <w:r>
+        <w:rPr>
+          <w:rFonts w:ascii="Times New Roman" w:cs="Times New Roman" w:eastAsia="Times New Roman" w:hAnsi="Times New Roman"/>
+          <w:sz w:val="20"/>
+          <w:szCs w:val="20"/>
+        </w:rPr>
+        <w:t xml:space="preserve">İzmir Yüksek Teknoloji Enstitüsü, </w:t>
       </w:r>
       <w:r>
         <w:rPr>
@@ -6848,15 +6978,15 @@
           <w:sz w:val="20"/>
           <w:szCs w:val="20"/>
         </w:rPr>
-        <w:t xml:space="preserve">Hayvan Deneyleri Yerel Etik Kurulu Yönergesi</w:t>
-      </w:r>
-      <w:r>
-        <w:rPr>
-          <w:rFonts w:ascii="Times New Roman" w:cs="Times New Roman" w:eastAsia="Times New Roman" w:hAnsi="Times New Roman"/>
-          <w:sz w:val="20"/>
-          <w:szCs w:val="20"/>
-        </w:rPr>
-        <w:t xml:space="preserve"> (İstanbul: Medipol Üniversitesi, t.y.); İstanbul Üniversitesi-Cerrahpaşa, </w:t>
+        <w:t xml:space="preserve">İYTE Hayvan Deneyleri Yerel Etik Kurulu Yönergesi</w:t>
+      </w:r>
+      <w:r>
+        <w:rPr>
+          <w:rFonts w:ascii="Times New Roman" w:cs="Times New Roman" w:eastAsia="Times New Roman" w:hAnsi="Times New Roman"/>
+          <w:sz w:val="20"/>
+          <w:szCs w:val="20"/>
+        </w:rPr>
+        <w:t xml:space="preserve"> (İzmir: İYTE, 2014); İstanbul Medipol Üniversitesi, </w:t>
       </w:r>
       <w:r>
         <w:rPr>
@@ -6866,191 +6996,15 @@
           <w:sz w:val="20"/>
           <w:szCs w:val="20"/>
         </w:rPr>
-        <w:t xml:space="preserve">Hayvan Deneyleri Yerel Etik Kurulu (İÜC-HADYEK) Yönergesi</w:t>
-      </w:r>
-      <w:r>
-        <w:rPr>
-          <w:rFonts w:ascii="Times New Roman" w:cs="Times New Roman" w:eastAsia="Times New Roman" w:hAnsi="Times New Roman"/>
-          <w:sz w:val="20"/>
-          <w:szCs w:val="20"/>
-        </w:rPr>
-        <w:t xml:space="preserve"> (İstanbul: İÜC, 2021).</w:t>
-      </w:r>
-    </w:p>
-  </w:footnote>
-  <w:footnote w:id="47">
-    <w:p>
-      <w:pPr>
-        <w:spacing w:line="240"/>
-        <w:jc w:val="left"/>
-      </w:pPr>
-      <w:r>
-        <w:rPr>
-          <w:rStyle w:val="FootnoteReference"/>
-        </w:rPr>
-        <w:footnoteRef/>
-      </w:r>
-      <w:r>
-        <w:rPr>
-          <w:rFonts w:ascii="Times New Roman" w:cs="Times New Roman" w:eastAsia="Times New Roman" w:hAnsi="Times New Roman"/>
-          <w:sz w:val="20"/>
-          <w:szCs w:val="20"/>
-        </w:rPr>
-        <w:t xml:space="preserve">5199 sayılı Kanun, md. 9(1)–(3).</w:t>
-      </w:r>
-    </w:p>
-  </w:footnote>
-  <w:footnote w:id="48">
-    <w:p>
-      <w:pPr>
-        <w:spacing w:line="240"/>
-        <w:jc w:val="left"/>
-      </w:pPr>
-      <w:r>
-        <w:rPr>
-          <w:rStyle w:val="FootnoteReference"/>
-        </w:rPr>
-        <w:footnoteRef/>
-      </w:r>
-      <w:r>
-        <w:rPr>
-          <w:rFonts w:ascii="Times New Roman" w:cs="Times New Roman" w:eastAsia="Times New Roman" w:hAnsi="Times New Roman"/>
-          <w:sz w:val="20"/>
-          <w:szCs w:val="20"/>
-        </w:rPr>
-        <w:t xml:space="preserve">5199 sayılı Kanun, md. 10(7).</w:t>
-      </w:r>
-    </w:p>
-  </w:footnote>
-  <w:footnote w:id="49">
-    <w:p>
-      <w:pPr>
-        <w:spacing w:line="240"/>
-        <w:jc w:val="left"/>
-      </w:pPr>
-      <w:r>
-        <w:rPr>
-          <w:rStyle w:val="FootnoteReference"/>
-        </w:rPr>
-        <w:footnoteRef/>
-      </w:r>
-      <w:r>
-        <w:rPr>
-          <w:rFonts w:ascii="Times New Roman" w:cs="Times New Roman" w:eastAsia="Times New Roman" w:hAnsi="Times New Roman"/>
-          <w:sz w:val="20"/>
-          <w:szCs w:val="20"/>
-        </w:rPr>
-        <w:t xml:space="preserve">5199 sayılı Kanun, md. 9(2)–(3); Refah Yönetmeliği, md. 26.</w:t>
-      </w:r>
-    </w:p>
-  </w:footnote>
-  <w:footnote w:id="50">
-    <w:p>
-      <w:pPr>
-        <w:spacing w:line="240"/>
-        <w:jc w:val="left"/>
-      </w:pPr>
-      <w:r>
-        <w:rPr>
-          <w:rStyle w:val="FootnoteReference"/>
-        </w:rPr>
-        <w:footnoteRef/>
-      </w:r>
-      <w:r>
-        <w:rPr>
-          <w:rFonts w:ascii="Times New Roman" w:cs="Times New Roman" w:eastAsia="Times New Roman" w:hAnsi="Times New Roman"/>
-          <w:sz w:val="20"/>
-          <w:szCs w:val="20"/>
-        </w:rPr>
-        <w:t xml:space="preserve">Refah Yönetmeliği, md. 22(1) ve Ek-8; Sucul Yönetmelik, md. 20(1) ve Ek-3.</w:t>
-      </w:r>
-    </w:p>
-  </w:footnote>
-  <w:footnote w:id="51">
-    <w:p>
-      <w:pPr>
-        <w:spacing w:line="240"/>
-        <w:jc w:val="left"/>
-      </w:pPr>
-      <w:r>
-        <w:rPr>
-          <w:rStyle w:val="FootnoteReference"/>
-        </w:rPr>
-        <w:footnoteRef/>
-      </w:r>
-      <w:r>
-        <w:rPr>
-          <w:rFonts w:ascii="Times New Roman" w:cs="Times New Roman" w:eastAsia="Times New Roman" w:hAnsi="Times New Roman"/>
-          <w:sz w:val="20"/>
-          <w:szCs w:val="20"/>
-        </w:rPr>
-        <w:t xml:space="preserve">2010/63/AB sayılı Direktif, md. 15(2) ve 55(3)–(4).</w:t>
-      </w:r>
-    </w:p>
-  </w:footnote>
-  <w:footnote w:id="52">
-    <w:p>
-      <w:pPr>
-        <w:spacing w:line="240"/>
-        <w:jc w:val="left"/>
-      </w:pPr>
-      <w:r>
-        <w:rPr>
-          <w:rStyle w:val="FootnoteReference"/>
-        </w:rPr>
-        <w:footnoteRef/>
-      </w:r>
-      <w:r>
-        <w:rPr>
-          <w:rFonts w:ascii="Times New Roman" w:cs="Times New Roman" w:eastAsia="Times New Roman" w:hAnsi="Times New Roman"/>
-          <w:sz w:val="20"/>
-          <w:szCs w:val="20"/>
-        </w:rPr>
-        <w:t xml:space="preserve">Refah Yönetmeliği, md. 22(2)–(3); Sucul Yönetmelik, md. 20(2)–(3).</w:t>
-      </w:r>
-    </w:p>
-  </w:footnote>
-  <w:footnote w:id="53">
-    <w:p>
-      <w:pPr>
-        <w:spacing w:line="240"/>
-        <w:jc w:val="left"/>
-      </w:pPr>
-      <w:r>
-        <w:rPr>
-          <w:rStyle w:val="FootnoteReference"/>
-        </w:rPr>
-        <w:footnoteRef/>
-      </w:r>
-      <w:r>
-        <w:rPr>
-          <w:rFonts w:ascii="Times New Roman" w:cs="Times New Roman" w:eastAsia="Times New Roman" w:hAnsi="Times New Roman"/>
-          <w:sz w:val="20"/>
-          <w:szCs w:val="20"/>
-        </w:rPr>
-        <w:t xml:space="preserve">Etik Kurul Yönetmeliği, md. 10(m) ve 17(2).</w:t>
-      </w:r>
-    </w:p>
-  </w:footnote>
-  <w:footnote w:id="54">
-    <w:p>
-      <w:pPr>
-        <w:spacing w:line="240"/>
-        <w:jc w:val="left"/>
-      </w:pPr>
-      <w:r>
-        <w:rPr>
-          <w:rStyle w:val="FootnoteReference"/>
-        </w:rPr>
-        <w:footnoteRef/>
-      </w:r>
-      <w:r>
-        <w:rPr>
-          <w:rFonts w:ascii="Times New Roman" w:cs="Times New Roman" w:eastAsia="Times New Roman" w:hAnsi="Times New Roman"/>
-          <w:sz w:val="20"/>
-          <w:szCs w:val="20"/>
-        </w:rPr>
-        <w:t xml:space="preserve">H. Grimm ve M. Dusseldorp, "The (Re)turn of the 3Rs: An Inquiry into the Normative Nature of Russell and Burch's Principles of Humane Experimental Technique," </w:t>
+        <w:t xml:space="preserve">Hayvan Deneyleri Yerel Etik Kurulu Yönergesi</w:t>
+      </w:r>
+      <w:r>
+        <w:rPr>
+          <w:rFonts w:ascii="Times New Roman" w:cs="Times New Roman" w:eastAsia="Times New Roman" w:hAnsi="Times New Roman"/>
+          <w:sz w:val="20"/>
+          <w:szCs w:val="20"/>
+        </w:rPr>
+        <w:t xml:space="preserve"> (İstanbul: Medipol Üniversitesi, t.y.); İstanbul Üniversitesi-Cerrahpaşa, </w:t>
       </w:r>
       <w:r>
         <w:rPr>
@@ -7060,169 +7014,15 @@
           <w:sz w:val="20"/>
           <w:szCs w:val="20"/>
         </w:rPr>
-        <w:t xml:space="preserve">Laboratory Animals</w:t>
-      </w:r>
-      <w:r>
-        <w:rPr>
-          <w:rFonts w:ascii="Times New Roman" w:cs="Times New Roman" w:eastAsia="Times New Roman" w:hAnsi="Times New Roman"/>
-          <w:sz w:val="20"/>
-          <w:szCs w:val="20"/>
-        </w:rPr>
-        <w:t xml:space="preserve"> 59, no. 5 (2025): 557–60, https://doi.org/10.1177/00236772251326352.</w:t>
-      </w:r>
-    </w:p>
-  </w:footnote>
-  <w:footnote w:id="55">
-    <w:p>
-      <w:pPr>
-        <w:spacing w:line="240"/>
-        <w:jc w:val="left"/>
-      </w:pPr>
-      <w:r>
-        <w:rPr>
-          <w:rStyle w:val="FootnoteReference"/>
-        </w:rPr>
-        <w:footnoteRef/>
-      </w:r>
-      <w:r>
-        <w:rPr>
-          <w:rFonts w:ascii="Times New Roman" w:cs="Times New Roman" w:eastAsia="Times New Roman" w:hAnsi="Times New Roman"/>
-          <w:sz w:val="20"/>
-          <w:szCs w:val="20"/>
-        </w:rPr>
-        <w:t xml:space="preserve">2010/63/AB sayılı Direktif, md. 23(1)–(2).</w:t>
-      </w:r>
-    </w:p>
-  </w:footnote>
-  <w:footnote w:id="56">
-    <w:p>
-      <w:pPr>
-        <w:spacing w:line="240"/>
-        <w:jc w:val="left"/>
-      </w:pPr>
-      <w:r>
-        <w:rPr>
-          <w:rStyle w:val="FootnoteReference"/>
-        </w:rPr>
-        <w:footnoteRef/>
-      </w:r>
-      <w:r>
-        <w:rPr>
-          <w:rFonts w:ascii="Times New Roman" w:cs="Times New Roman" w:eastAsia="Times New Roman" w:hAnsi="Times New Roman"/>
-          <w:sz w:val="20"/>
-          <w:szCs w:val="20"/>
-        </w:rPr>
-        <w:t xml:space="preserve">Refah Yönetmeliği, md. 32(2)–(4) ve Ek-10; Sucul Yönetmelik, Ek-4.</w:t>
-      </w:r>
-    </w:p>
-  </w:footnote>
-  <w:footnote w:id="57">
-    <w:p>
-      <w:pPr>
-        <w:spacing w:line="240"/>
-        <w:jc w:val="left"/>
-      </w:pPr>
-      <w:r>
-        <w:rPr>
-          <w:rStyle w:val="FootnoteReference"/>
-        </w:rPr>
-        <w:footnoteRef/>
-      </w:r>
-      <w:r>
-        <w:rPr>
-          <w:rFonts w:ascii="Times New Roman" w:cs="Times New Roman" w:eastAsia="Times New Roman" w:hAnsi="Times New Roman"/>
-          <w:sz w:val="20"/>
-          <w:szCs w:val="20"/>
-        </w:rPr>
-        <w:t xml:space="preserve">Refah Yönetmeliği, md. 32(4).</w:t>
-      </w:r>
-    </w:p>
-  </w:footnote>
-  <w:footnote w:id="58">
-    <w:p>
-      <w:pPr>
-        <w:spacing w:line="240"/>
-        <w:jc w:val="left"/>
-      </w:pPr>
-      <w:r>
-        <w:rPr>
-          <w:rStyle w:val="FootnoteReference"/>
-        </w:rPr>
-        <w:footnoteRef/>
-      </w:r>
-      <w:r>
-        <w:rPr>
-          <w:rFonts w:ascii="Times New Roman" w:cs="Times New Roman" w:eastAsia="Times New Roman" w:hAnsi="Times New Roman"/>
-          <w:sz w:val="20"/>
-          <w:szCs w:val="20"/>
-        </w:rPr>
-        <w:t xml:space="preserve">Sucul Yönetmelik, md. 29(2).</w:t>
-      </w:r>
-    </w:p>
-  </w:footnote>
-  <w:footnote w:id="59">
-    <w:p>
-      <w:pPr>
-        <w:spacing w:line="240"/>
-        <w:jc w:val="left"/>
-      </w:pPr>
-      <w:r>
-        <w:rPr>
-          <w:rStyle w:val="FootnoteReference"/>
-        </w:rPr>
-        <w:footnoteRef/>
-      </w:r>
-      <w:r>
-        <w:rPr>
-          <w:rFonts w:ascii="Times New Roman" w:cs="Times New Roman" w:eastAsia="Times New Roman" w:hAnsi="Times New Roman"/>
-          <w:sz w:val="20"/>
-          <w:szCs w:val="20"/>
-        </w:rPr>
-        <w:t xml:space="preserve">Refah Yönetmeliği, md. 4(ş) ve 30(1)(b).</w:t>
-      </w:r>
-    </w:p>
-  </w:footnote>
-  <w:footnote w:id="60">
-    <w:p>
-      <w:pPr>
-        <w:spacing w:line="240"/>
-        <w:jc w:val="left"/>
-      </w:pPr>
-      <w:r>
-        <w:rPr>
-          <w:rStyle w:val="FootnoteReference"/>
-        </w:rPr>
-        <w:footnoteRef/>
-      </w:r>
-      <w:r>
-        <w:rPr>
-          <w:rFonts w:ascii="Times New Roman" w:cs="Times New Roman" w:eastAsia="Times New Roman" w:hAnsi="Times New Roman"/>
-          <w:sz w:val="20"/>
-          <w:szCs w:val="20"/>
-        </w:rPr>
-        <w:t xml:space="preserve">Etik Kurul Yönetmeliği, md. 8(2)(a), 10(g) ve 18(c).</w:t>
-      </w:r>
-    </w:p>
-  </w:footnote>
-  <w:footnote w:id="61">
-    <w:p>
-      <w:pPr>
-        <w:spacing w:line="240"/>
-        <w:jc w:val="left"/>
-      </w:pPr>
-      <w:r>
-        <w:rPr>
-          <w:rStyle w:val="FootnoteReference"/>
-        </w:rPr>
-        <w:footnoteRef/>
-      </w:r>
-      <w:r>
-        <w:rPr>
-          <w:rFonts w:ascii="Times New Roman" w:cs="Times New Roman" w:eastAsia="Times New Roman" w:hAnsi="Times New Roman"/>
-          <w:sz w:val="20"/>
-          <w:szCs w:val="20"/>
-        </w:rPr>
-        <w:t xml:space="preserve">2010/63/AB sayılı Direktif, md. 6(2) ve 25; Ł. Kiraga ve A. Dzikowski, "Ethical Concerns of the Veterinarian in Relation to Experimental Animals and </w:t>
+        <w:t xml:space="preserve">Hayvan Deneyleri Yerel Etik Kurulu (İÜC-HADYEK) Yönergesi</w:t>
+      </w:r>
+      <w:r>
+        <w:rPr>
+          <w:rFonts w:ascii="Times New Roman" w:cs="Times New Roman" w:eastAsia="Times New Roman" w:hAnsi="Times New Roman"/>
+          <w:sz w:val="20"/>
+          <w:szCs w:val="20"/>
+        </w:rPr>
+        <w:t xml:space="preserve"> (İstanbul: İÜC, 2021); Dokuz Eylül Üniversitesi, </w:t>
       </w:r>
       <w:r>
         <w:rPr>
@@ -7232,15 +7032,37 @@
           <w:sz w:val="20"/>
           <w:szCs w:val="20"/>
         </w:rPr>
-        <w:t xml:space="preserve">in Vivo</w:t>
-      </w:r>
-      <w:r>
-        <w:rPr>
-          <w:rFonts w:ascii="Times New Roman" w:cs="Times New Roman" w:eastAsia="Times New Roman" w:hAnsi="Times New Roman"/>
-          <w:sz w:val="20"/>
-          <w:szCs w:val="20"/>
-        </w:rPr>
-        <w:t xml:space="preserve"> Research," </w:t>
+        <w:t xml:space="preserve">Hayvan Deneyleri Yerel Etik Kurulu Çalışma Usul ve Esasları Yönergesi (DEÜ HADYEK)</w:t>
+      </w:r>
+      <w:r>
+        <w:rPr>
+          <w:rFonts w:ascii="Times New Roman" w:cs="Times New Roman" w:eastAsia="Times New Roman" w:hAnsi="Times New Roman"/>
+          <w:sz w:val="20"/>
+          <w:szCs w:val="20"/>
+        </w:rPr>
+        <w:t xml:space="preserve"> (İzmir: Dokuz Eylül Üniversitesi, t.y.), md. 6(7)(a), (e) ve (ğ) ile 13(1).</w:t>
+      </w:r>
+    </w:p>
+  </w:footnote>
+  <w:footnote w:id="48">
+    <w:p>
+      <w:pPr>
+        <w:spacing w:line="240"/>
+        <w:jc w:val="left"/>
+      </w:pPr>
+      <w:r>
+        <w:rPr>
+          <w:rStyle w:val="FootnoteReference"/>
+        </w:rPr>
+        <w:footnoteRef/>
+      </w:r>
+      <w:r>
+        <w:rPr>
+          <w:rFonts w:ascii="Times New Roman" w:cs="Times New Roman" w:eastAsia="Times New Roman" w:hAnsi="Times New Roman"/>
+          <w:sz w:val="20"/>
+          <w:szCs w:val="20"/>
+        </w:rPr>
+        <w:t xml:space="preserve">Dokuz Eylül Üniversitesi, </w:t>
       </w:r>
       <w:r>
         <w:rPr>
@@ -7250,81 +7072,37 @@
           <w:sz w:val="20"/>
           <w:szCs w:val="20"/>
         </w:rPr>
-        <w:t xml:space="preserve">Animals</w:t>
-      </w:r>
-      <w:r>
-        <w:rPr>
-          <w:rFonts w:ascii="Times New Roman" w:cs="Times New Roman" w:eastAsia="Times New Roman" w:hAnsi="Times New Roman"/>
-          <w:sz w:val="20"/>
-          <w:szCs w:val="20"/>
-        </w:rPr>
-        <w:t xml:space="preserve"> 13, no. 15 (2023): 2476, 8, https://doi.org/10.3390/ani13152476.</w:t>
-      </w:r>
-    </w:p>
-  </w:footnote>
-  <w:footnote w:id="62">
-    <w:p>
-      <w:pPr>
-        <w:spacing w:line="240"/>
-        <w:jc w:val="left"/>
-      </w:pPr>
-      <w:r>
-        <w:rPr>
-          <w:rStyle w:val="FootnoteReference"/>
-        </w:rPr>
-        <w:footnoteRef/>
-      </w:r>
-      <w:r>
-        <w:rPr>
-          <w:rFonts w:ascii="Times New Roman" w:cs="Times New Roman" w:eastAsia="Times New Roman" w:hAnsi="Times New Roman"/>
-          <w:sz w:val="20"/>
-          <w:szCs w:val="20"/>
-        </w:rPr>
-        <w:t xml:space="preserve">Demirel ve Uluköy, "Hayvan refahı bakış açısı," 118.</w:t>
-      </w:r>
-    </w:p>
-  </w:footnote>
-  <w:footnote w:id="63">
-    <w:p>
-      <w:pPr>
-        <w:spacing w:line="240"/>
-        <w:jc w:val="left"/>
-      </w:pPr>
-      <w:r>
-        <w:rPr>
-          <w:rStyle w:val="FootnoteReference"/>
-        </w:rPr>
-        <w:footnoteRef/>
-      </w:r>
-      <w:r>
-        <w:rPr>
-          <w:rFonts w:ascii="Times New Roman" w:cs="Times New Roman" w:eastAsia="Times New Roman" w:hAnsi="Times New Roman"/>
-          <w:sz w:val="20"/>
-          <w:szCs w:val="20"/>
-        </w:rPr>
-        <w:t xml:space="preserve">Etik Kurul Yönetmeliği, md. 18(a)–(d), (f) ve (ğ)–(m).</w:t>
-      </w:r>
-    </w:p>
-  </w:footnote>
-  <w:footnote w:id="64">
-    <w:p>
-      <w:pPr>
-        <w:spacing w:line="240"/>
-        <w:jc w:val="left"/>
-      </w:pPr>
-      <w:r>
-        <w:rPr>
-          <w:rStyle w:val="FootnoteReference"/>
-        </w:rPr>
-        <w:footnoteRef/>
-      </w:r>
-      <w:r>
-        <w:rPr>
-          <w:rFonts w:ascii="Times New Roman" w:cs="Times New Roman" w:eastAsia="Times New Roman" w:hAnsi="Times New Roman"/>
-          <w:sz w:val="20"/>
-          <w:szCs w:val="20"/>
-        </w:rPr>
-        <w:t xml:space="preserve">Hayvan Deneyleri Merkezi Etik Kurulu [HADMEK], </w:t>
+        <w:t xml:space="preserve">DEÜ HADYEK Yönergesi</w:t>
+      </w:r>
+      <w:r>
+        <w:rPr>
+          <w:rFonts w:ascii="Times New Roman" w:cs="Times New Roman" w:eastAsia="Times New Roman" w:hAnsi="Times New Roman"/>
+          <w:sz w:val="20"/>
+          <w:szCs w:val="20"/>
+        </w:rPr>
+        <w:t xml:space="preserve">, md. 4(u), 6(7)(d)(15) ve 8(o).</w:t>
+      </w:r>
+    </w:p>
+  </w:footnote>
+  <w:footnote w:id="49">
+    <w:p>
+      <w:pPr>
+        <w:spacing w:line="240"/>
+        <w:jc w:val="left"/>
+      </w:pPr>
+      <w:r>
+        <w:rPr>
+          <w:rStyle w:val="FootnoteReference"/>
+        </w:rPr>
+        <w:footnoteRef/>
+      </w:r>
+      <w:r>
+        <w:rPr>
+          <w:rFonts w:ascii="Times New Roman" w:cs="Times New Roman" w:eastAsia="Times New Roman" w:hAnsi="Times New Roman"/>
+          <w:sz w:val="20"/>
+          <w:szCs w:val="20"/>
+        </w:rPr>
+        <w:t xml:space="preserve">Dokuz Eylül Üniversitesi, </w:t>
       </w:r>
       <w:r>
         <w:rPr>
@@ -7334,15 +7112,15 @@
           <w:sz w:val="20"/>
           <w:szCs w:val="20"/>
         </w:rPr>
-        <w:t xml:space="preserve">2015–2016 yılları Hayvan Deneyleri Merkezi Etik Kurulu faaliyet raporu</w:t>
-      </w:r>
-      <w:r>
-        <w:rPr>
-          <w:rFonts w:ascii="Times New Roman" w:cs="Times New Roman" w:eastAsia="Times New Roman" w:hAnsi="Times New Roman"/>
-          <w:sz w:val="20"/>
-          <w:szCs w:val="20"/>
-        </w:rPr>
-        <w:t xml:space="preserve"> (Ankara: T.C. Orman ve Su İşleri Bakanlığı, 2017); HADMEK, </w:t>
+        <w:t xml:space="preserve">DEÜ HADYEK Yönergesi</w:t>
+      </w:r>
+      <w:r>
+        <w:rPr>
+          <w:rFonts w:ascii="Times New Roman" w:cs="Times New Roman" w:eastAsia="Times New Roman" w:hAnsi="Times New Roman"/>
+          <w:sz w:val="20"/>
+          <w:szCs w:val="20"/>
+        </w:rPr>
+        <w:t xml:space="preserve">, md. 17; İzmir Biyotıp ve Genom Merkezi, </w:t>
       </w:r>
       <w:r>
         <w:rPr>
@@ -7352,81 +7130,191 @@
           <w:sz w:val="20"/>
           <w:szCs w:val="20"/>
         </w:rPr>
-        <w:t xml:space="preserve">2026 yılı deney hayvanı kullanım sertifikası eğitim programları listesi</w:t>
-      </w:r>
-      <w:r>
-        <w:rPr>
-          <w:rFonts w:ascii="Times New Roman" w:cs="Times New Roman" w:eastAsia="Times New Roman" w:hAnsi="Times New Roman"/>
-          <w:sz w:val="20"/>
-          <w:szCs w:val="20"/>
-        </w:rPr>
-        <w:t xml:space="preserve">, 25 Eylül 2026, erişim tarihi 28 Eylül 2026, https://hadmek.tarimorman.gov.tr/Duyuru/Detay/16896.</w:t>
-      </w:r>
-    </w:p>
-  </w:footnote>
-  <w:footnote w:id="65">
-    <w:p>
-      <w:pPr>
-        <w:spacing w:line="240"/>
-        <w:jc w:val="left"/>
-      </w:pPr>
-      <w:r>
-        <w:rPr>
-          <w:rStyle w:val="FootnoteReference"/>
-        </w:rPr>
-        <w:footnoteRef/>
-      </w:r>
-      <w:r>
-        <w:rPr>
-          <w:rFonts w:ascii="Times New Roman" w:cs="Times New Roman" w:eastAsia="Times New Roman" w:hAnsi="Times New Roman"/>
-          <w:sz w:val="20"/>
-          <w:szCs w:val="20"/>
-        </w:rPr>
-        <w:t xml:space="preserve">FELASA, "Education &amp; Training."</w:t>
-      </w:r>
-    </w:p>
-  </w:footnote>
-  <w:footnote w:id="66">
-    <w:p>
-      <w:pPr>
-        <w:spacing w:line="240"/>
-        <w:jc w:val="left"/>
-      </w:pPr>
-      <w:r>
-        <w:rPr>
-          <w:rStyle w:val="FootnoteReference"/>
-        </w:rPr>
-        <w:footnoteRef/>
-      </w:r>
-      <w:r>
-        <w:rPr>
-          <w:rFonts w:ascii="Times New Roman" w:cs="Times New Roman" w:eastAsia="Times New Roman" w:hAnsi="Times New Roman"/>
-          <w:sz w:val="20"/>
-          <w:szCs w:val="20"/>
-        </w:rPr>
-        <w:t xml:space="preserve">5199 sayılı Kanun, md. 7(1), 9(6) ve 28.</w:t>
-      </w:r>
-    </w:p>
-  </w:footnote>
-  <w:footnote w:id="67">
-    <w:p>
-      <w:pPr>
-        <w:spacing w:line="240"/>
-        <w:jc w:val="left"/>
-      </w:pPr>
-      <w:r>
-        <w:rPr>
-          <w:rStyle w:val="FootnoteReference"/>
-        </w:rPr>
-        <w:footnoteRef/>
-      </w:r>
-      <w:r>
-        <w:rPr>
-          <w:rFonts w:ascii="Times New Roman" w:cs="Times New Roman" w:eastAsia="Times New Roman" w:hAnsi="Times New Roman"/>
-          <w:sz w:val="20"/>
-          <w:szCs w:val="20"/>
-        </w:rPr>
-        <w:t xml:space="preserve">K. Bayne, T. H. Morris ve M. P. France, "Legislation and Oversight of the Conduct of Research Using Animals: A Global Overview," </w:t>
+        <w:t xml:space="preserve">İBG HADYEK Başvuru Kılavuzu</w:t>
+      </w:r>
+      <w:r>
+        <w:rPr>
+          <w:rFonts w:ascii="Times New Roman" w:cs="Times New Roman" w:eastAsia="Times New Roman" w:hAnsi="Times New Roman"/>
+          <w:sz w:val="20"/>
+          <w:szCs w:val="20"/>
+        </w:rPr>
+        <w:t xml:space="preserve">, md. 2 ve 4.</w:t>
+      </w:r>
+    </w:p>
+  </w:footnote>
+  <w:footnote w:id="50">
+    <w:p>
+      <w:pPr>
+        <w:spacing w:line="240"/>
+        <w:jc w:val="left"/>
+      </w:pPr>
+      <w:r>
+        <w:rPr>
+          <w:rStyle w:val="FootnoteReference"/>
+        </w:rPr>
+        <w:footnoteRef/>
+      </w:r>
+      <w:r>
+        <w:rPr>
+          <w:rFonts w:ascii="Times New Roman" w:cs="Times New Roman" w:eastAsia="Times New Roman" w:hAnsi="Times New Roman"/>
+          <w:sz w:val="20"/>
+          <w:szCs w:val="20"/>
+        </w:rPr>
+        <w:t xml:space="preserve">5199 sayılı Kanun, md. 9(1)–(3).</w:t>
+      </w:r>
+    </w:p>
+  </w:footnote>
+  <w:footnote w:id="51">
+    <w:p>
+      <w:pPr>
+        <w:spacing w:line="240"/>
+        <w:jc w:val="left"/>
+      </w:pPr>
+      <w:r>
+        <w:rPr>
+          <w:rStyle w:val="FootnoteReference"/>
+        </w:rPr>
+        <w:footnoteRef/>
+      </w:r>
+      <w:r>
+        <w:rPr>
+          <w:rFonts w:ascii="Times New Roman" w:cs="Times New Roman" w:eastAsia="Times New Roman" w:hAnsi="Times New Roman"/>
+          <w:sz w:val="20"/>
+          <w:szCs w:val="20"/>
+        </w:rPr>
+        <w:t xml:space="preserve">5199 sayılı Kanun, md. 10(7).</w:t>
+      </w:r>
+    </w:p>
+  </w:footnote>
+  <w:footnote w:id="52">
+    <w:p>
+      <w:pPr>
+        <w:spacing w:line="240"/>
+        <w:jc w:val="left"/>
+      </w:pPr>
+      <w:r>
+        <w:rPr>
+          <w:rStyle w:val="FootnoteReference"/>
+        </w:rPr>
+        <w:footnoteRef/>
+      </w:r>
+      <w:r>
+        <w:rPr>
+          <w:rFonts w:ascii="Times New Roman" w:cs="Times New Roman" w:eastAsia="Times New Roman" w:hAnsi="Times New Roman"/>
+          <w:sz w:val="20"/>
+          <w:szCs w:val="20"/>
+        </w:rPr>
+        <w:t xml:space="preserve">5199 sayılı Kanun, md. 9(2)–(3); Refah Yönetmeliği, md. 26.</w:t>
+      </w:r>
+    </w:p>
+  </w:footnote>
+  <w:footnote w:id="53">
+    <w:p>
+      <w:pPr>
+        <w:spacing w:line="240"/>
+        <w:jc w:val="left"/>
+      </w:pPr>
+      <w:r>
+        <w:rPr>
+          <w:rStyle w:val="FootnoteReference"/>
+        </w:rPr>
+        <w:footnoteRef/>
+      </w:r>
+      <w:r>
+        <w:rPr>
+          <w:rFonts w:ascii="Times New Roman" w:cs="Times New Roman" w:eastAsia="Times New Roman" w:hAnsi="Times New Roman"/>
+          <w:sz w:val="20"/>
+          <w:szCs w:val="20"/>
+        </w:rPr>
+        <w:t xml:space="preserve">Refah Yönetmeliği, md. 22(1) ve Ek-8; Sucul Yönetmelik, md. 20(1) ve Ek-3.</w:t>
+      </w:r>
+    </w:p>
+  </w:footnote>
+  <w:footnote w:id="54">
+    <w:p>
+      <w:pPr>
+        <w:spacing w:line="240"/>
+        <w:jc w:val="left"/>
+      </w:pPr>
+      <w:r>
+        <w:rPr>
+          <w:rStyle w:val="FootnoteReference"/>
+        </w:rPr>
+        <w:footnoteRef/>
+      </w:r>
+      <w:r>
+        <w:rPr>
+          <w:rFonts w:ascii="Times New Roman" w:cs="Times New Roman" w:eastAsia="Times New Roman" w:hAnsi="Times New Roman"/>
+          <w:sz w:val="20"/>
+          <w:szCs w:val="20"/>
+        </w:rPr>
+        <w:t xml:space="preserve">2010/63/AB sayılı Direktif, md. 15(2) ve 55(3)–(4).</w:t>
+      </w:r>
+    </w:p>
+  </w:footnote>
+  <w:footnote w:id="55">
+    <w:p>
+      <w:pPr>
+        <w:spacing w:line="240"/>
+        <w:jc w:val="left"/>
+      </w:pPr>
+      <w:r>
+        <w:rPr>
+          <w:rStyle w:val="FootnoteReference"/>
+        </w:rPr>
+        <w:footnoteRef/>
+      </w:r>
+      <w:r>
+        <w:rPr>
+          <w:rFonts w:ascii="Times New Roman" w:cs="Times New Roman" w:eastAsia="Times New Roman" w:hAnsi="Times New Roman"/>
+          <w:sz w:val="20"/>
+          <w:szCs w:val="20"/>
+        </w:rPr>
+        <w:t xml:space="preserve">Refah Yönetmeliği, md. 22(2)–(3); Sucul Yönetmelik, md. 20(2)–(3).</w:t>
+      </w:r>
+    </w:p>
+  </w:footnote>
+  <w:footnote w:id="56">
+    <w:p>
+      <w:pPr>
+        <w:spacing w:line="240"/>
+        <w:jc w:val="left"/>
+      </w:pPr>
+      <w:r>
+        <w:rPr>
+          <w:rStyle w:val="FootnoteReference"/>
+        </w:rPr>
+        <w:footnoteRef/>
+      </w:r>
+      <w:r>
+        <w:rPr>
+          <w:rFonts w:ascii="Times New Roman" w:cs="Times New Roman" w:eastAsia="Times New Roman" w:hAnsi="Times New Roman"/>
+          <w:sz w:val="20"/>
+          <w:szCs w:val="20"/>
+        </w:rPr>
+        <w:t xml:space="preserve">Etik Kurul Yönetmeliği, md. 10(m) ve 17(2).</w:t>
+      </w:r>
+    </w:p>
+  </w:footnote>
+  <w:footnote w:id="57">
+    <w:p>
+      <w:pPr>
+        <w:spacing w:line="240"/>
+        <w:jc w:val="left"/>
+      </w:pPr>
+      <w:r>
+        <w:rPr>
+          <w:rStyle w:val="FootnoteReference"/>
+        </w:rPr>
+        <w:footnoteRef/>
+      </w:r>
+      <w:r>
+        <w:rPr>
+          <w:rFonts w:ascii="Times New Roman" w:cs="Times New Roman" w:eastAsia="Times New Roman" w:hAnsi="Times New Roman"/>
+          <w:sz w:val="20"/>
+          <w:szCs w:val="20"/>
+        </w:rPr>
+        <w:t xml:space="preserve">H. Grimm ve M. Dusseldorp, "The (Re)turn of the 3Rs: An Inquiry into the Normative Nature of Russell and Burch's Principles of Humane Experimental Technique," </w:t>
       </w:r>
       <w:r>
         <w:rPr>
@@ -7436,103 +7324,169 @@
           <w:sz w:val="20"/>
           <w:szCs w:val="20"/>
         </w:rPr>
-        <w:t xml:space="preserve">The UFAW Handbook on the Care and Management of Laboratory and Other Research Animals</w:t>
-      </w:r>
-      <w:r>
-        <w:rPr>
-          <w:rFonts w:ascii="Times New Roman" w:cs="Times New Roman" w:eastAsia="Times New Roman" w:hAnsi="Times New Roman"/>
-          <w:sz w:val="20"/>
-          <w:szCs w:val="20"/>
-        </w:rPr>
-        <w:t xml:space="preserve"> içinde, 8. bs., ed. R. Hubrecht ve J. Kirkwood (Chichester: Wiley-Blackwell, 2010), 111.</w:t>
-      </w:r>
-    </w:p>
-  </w:footnote>
-  <w:footnote w:id="68">
-    <w:p>
-      <w:pPr>
-        <w:spacing w:line="240"/>
-        <w:jc w:val="left"/>
-      </w:pPr>
-      <w:r>
-        <w:rPr>
-          <w:rStyle w:val="FootnoteReference"/>
-        </w:rPr>
-        <w:footnoteRef/>
-      </w:r>
-      <w:r>
-        <w:rPr>
-          <w:rFonts w:ascii="Times New Roman" w:cs="Times New Roman" w:eastAsia="Times New Roman" w:hAnsi="Times New Roman"/>
-          <w:sz w:val="20"/>
-          <w:szCs w:val="20"/>
-        </w:rPr>
-        <w:t xml:space="preserve">Refah Yönetmeliği, md. 37.</w:t>
-      </w:r>
-    </w:p>
-  </w:footnote>
-  <w:footnote w:id="69">
-    <w:p>
-      <w:pPr>
-        <w:spacing w:line="240"/>
-        <w:jc w:val="left"/>
-      </w:pPr>
-      <w:r>
-        <w:rPr>
-          <w:rStyle w:val="FootnoteReference"/>
-        </w:rPr>
-        <w:footnoteRef/>
-      </w:r>
-      <w:r>
-        <w:rPr>
-          <w:rFonts w:ascii="Times New Roman" w:cs="Times New Roman" w:eastAsia="Times New Roman" w:hAnsi="Times New Roman"/>
-          <w:sz w:val="20"/>
-          <w:szCs w:val="20"/>
-        </w:rPr>
-        <w:t xml:space="preserve">Etik Kurul Yönetmeliği, md. 7(1)(c)–(d) ve 20; 5199 sayılı Kanun, md. 17(1) ve 25.</w:t>
-      </w:r>
-    </w:p>
-  </w:footnote>
-  <w:footnote w:id="70">
-    <w:p>
-      <w:pPr>
-        <w:spacing w:line="240"/>
-        <w:jc w:val="left"/>
-      </w:pPr>
-      <w:r>
-        <w:rPr>
-          <w:rStyle w:val="FootnoteReference"/>
-        </w:rPr>
-        <w:footnoteRef/>
-      </w:r>
-      <w:r>
-        <w:rPr>
-          <w:rFonts w:ascii="Times New Roman" w:cs="Times New Roman" w:eastAsia="Times New Roman" w:hAnsi="Times New Roman"/>
-          <w:sz w:val="20"/>
-          <w:szCs w:val="20"/>
-        </w:rPr>
-        <w:t xml:space="preserve">Sucul Yönetmelik, md. 32.</w:t>
-      </w:r>
-    </w:p>
-  </w:footnote>
-  <w:footnote w:id="71">
-    <w:p>
-      <w:pPr>
-        <w:spacing w:line="240"/>
-        <w:jc w:val="left"/>
-      </w:pPr>
-      <w:r>
-        <w:rPr>
-          <w:rStyle w:val="FootnoteReference"/>
-        </w:rPr>
-        <w:footnoteRef/>
-      </w:r>
-      <w:r>
-        <w:rPr>
-          <w:rFonts w:ascii="Times New Roman" w:cs="Times New Roman" w:eastAsia="Times New Roman" w:hAnsi="Times New Roman"/>
-          <w:sz w:val="20"/>
-          <w:szCs w:val="20"/>
-        </w:rPr>
-        <w:t xml:space="preserve">HADMEK, </w:t>
+        <w:t xml:space="preserve">Laboratory Animals</w:t>
+      </w:r>
+      <w:r>
+        <w:rPr>
+          <w:rFonts w:ascii="Times New Roman" w:cs="Times New Roman" w:eastAsia="Times New Roman" w:hAnsi="Times New Roman"/>
+          <w:sz w:val="20"/>
+          <w:szCs w:val="20"/>
+        </w:rPr>
+        <w:t xml:space="preserve"> 59, no. 5 (2025): 557–60, https://doi.org/10.1177/00236772251326352.</w:t>
+      </w:r>
+    </w:p>
+  </w:footnote>
+  <w:footnote w:id="58">
+    <w:p>
+      <w:pPr>
+        <w:spacing w:line="240"/>
+        <w:jc w:val="left"/>
+      </w:pPr>
+      <w:r>
+        <w:rPr>
+          <w:rStyle w:val="FootnoteReference"/>
+        </w:rPr>
+        <w:footnoteRef/>
+      </w:r>
+      <w:r>
+        <w:rPr>
+          <w:rFonts w:ascii="Times New Roman" w:cs="Times New Roman" w:eastAsia="Times New Roman" w:hAnsi="Times New Roman"/>
+          <w:sz w:val="20"/>
+          <w:szCs w:val="20"/>
+        </w:rPr>
+        <w:t xml:space="preserve">2010/63/AB sayılı Direktif, md. 23(1)–(2).</w:t>
+      </w:r>
+    </w:p>
+  </w:footnote>
+  <w:footnote w:id="59">
+    <w:p>
+      <w:pPr>
+        <w:spacing w:line="240"/>
+        <w:jc w:val="left"/>
+      </w:pPr>
+      <w:r>
+        <w:rPr>
+          <w:rStyle w:val="FootnoteReference"/>
+        </w:rPr>
+        <w:footnoteRef/>
+      </w:r>
+      <w:r>
+        <w:rPr>
+          <w:rFonts w:ascii="Times New Roman" w:cs="Times New Roman" w:eastAsia="Times New Roman" w:hAnsi="Times New Roman"/>
+          <w:sz w:val="20"/>
+          <w:szCs w:val="20"/>
+        </w:rPr>
+        <w:t xml:space="preserve">Refah Yönetmeliği, md. 32(2)–(4) ve Ek-10; Sucul Yönetmelik, Ek-4.</w:t>
+      </w:r>
+    </w:p>
+  </w:footnote>
+  <w:footnote w:id="60">
+    <w:p>
+      <w:pPr>
+        <w:spacing w:line="240"/>
+        <w:jc w:val="left"/>
+      </w:pPr>
+      <w:r>
+        <w:rPr>
+          <w:rStyle w:val="FootnoteReference"/>
+        </w:rPr>
+        <w:footnoteRef/>
+      </w:r>
+      <w:r>
+        <w:rPr>
+          <w:rFonts w:ascii="Times New Roman" w:cs="Times New Roman" w:eastAsia="Times New Roman" w:hAnsi="Times New Roman"/>
+          <w:sz w:val="20"/>
+          <w:szCs w:val="20"/>
+        </w:rPr>
+        <w:t xml:space="preserve">Refah Yönetmeliği, md. 32(4).</w:t>
+      </w:r>
+    </w:p>
+  </w:footnote>
+  <w:footnote w:id="61">
+    <w:p>
+      <w:pPr>
+        <w:spacing w:line="240"/>
+        <w:jc w:val="left"/>
+      </w:pPr>
+      <w:r>
+        <w:rPr>
+          <w:rStyle w:val="FootnoteReference"/>
+        </w:rPr>
+        <w:footnoteRef/>
+      </w:r>
+      <w:r>
+        <w:rPr>
+          <w:rFonts w:ascii="Times New Roman" w:cs="Times New Roman" w:eastAsia="Times New Roman" w:hAnsi="Times New Roman"/>
+          <w:sz w:val="20"/>
+          <w:szCs w:val="20"/>
+        </w:rPr>
+        <w:t xml:space="preserve">Sucul Yönetmelik, md. 29(2).</w:t>
+      </w:r>
+    </w:p>
+  </w:footnote>
+  <w:footnote w:id="62">
+    <w:p>
+      <w:pPr>
+        <w:spacing w:line="240"/>
+        <w:jc w:val="left"/>
+      </w:pPr>
+      <w:r>
+        <w:rPr>
+          <w:rStyle w:val="FootnoteReference"/>
+        </w:rPr>
+        <w:footnoteRef/>
+      </w:r>
+      <w:r>
+        <w:rPr>
+          <w:rFonts w:ascii="Times New Roman" w:cs="Times New Roman" w:eastAsia="Times New Roman" w:hAnsi="Times New Roman"/>
+          <w:sz w:val="20"/>
+          <w:szCs w:val="20"/>
+        </w:rPr>
+        <w:t xml:space="preserve">Refah Yönetmeliği, md. 4(ş) ve 30(1)(b).</w:t>
+      </w:r>
+    </w:p>
+  </w:footnote>
+  <w:footnote w:id="63">
+    <w:p>
+      <w:pPr>
+        <w:spacing w:line="240"/>
+        <w:jc w:val="left"/>
+      </w:pPr>
+      <w:r>
+        <w:rPr>
+          <w:rStyle w:val="FootnoteReference"/>
+        </w:rPr>
+        <w:footnoteRef/>
+      </w:r>
+      <w:r>
+        <w:rPr>
+          <w:rFonts w:ascii="Times New Roman" w:cs="Times New Roman" w:eastAsia="Times New Roman" w:hAnsi="Times New Roman"/>
+          <w:sz w:val="20"/>
+          <w:szCs w:val="20"/>
+        </w:rPr>
+        <w:t xml:space="preserve">Etik Kurul Yönetmeliği, md. 8(2)(a), 10(g) ve 18(c).</w:t>
+      </w:r>
+    </w:p>
+  </w:footnote>
+  <w:footnote w:id="64">
+    <w:p>
+      <w:pPr>
+        <w:spacing w:line="240"/>
+        <w:jc w:val="left"/>
+      </w:pPr>
+      <w:r>
+        <w:rPr>
+          <w:rStyle w:val="FootnoteReference"/>
+        </w:rPr>
+        <w:footnoteRef/>
+      </w:r>
+      <w:r>
+        <w:rPr>
+          <w:rFonts w:ascii="Times New Roman" w:cs="Times New Roman" w:eastAsia="Times New Roman" w:hAnsi="Times New Roman"/>
+          <w:sz w:val="20"/>
+          <w:szCs w:val="20"/>
+        </w:rPr>
+        <w:t xml:space="preserve">2010/63/AB sayılı Direktif, md. 6(2) ve 25; Ł. Kiraga ve A. Dzikowski, "Ethical Concerns of the Veterinarian in Relation to Experimental Animals and </w:t>
       </w:r>
       <w:r>
         <w:rPr>
@@ -7542,213 +7496,15 @@
           <w:sz w:val="20"/>
           <w:szCs w:val="20"/>
         </w:rPr>
-        <w:t xml:space="preserve">2010–2014 yılları deney hayvanı kullanımı faaliyet raporu</w:t>
-      </w:r>
-      <w:r>
-        <w:rPr>
-          <w:rFonts w:ascii="Times New Roman" w:cs="Times New Roman" w:eastAsia="Times New Roman" w:hAnsi="Times New Roman"/>
-          <w:sz w:val="20"/>
-          <w:szCs w:val="20"/>
-        </w:rPr>
-        <w:t xml:space="preserve"> (Ankara: T.C. Orman ve Su İşleri Bakanlığı, 2015).</w:t>
-      </w:r>
-    </w:p>
-  </w:footnote>
-  <w:footnote w:id="72">
-    <w:p>
-      <w:pPr>
-        <w:spacing w:line="240"/>
-        <w:jc w:val="left"/>
-      </w:pPr>
-      <w:r>
-        <w:rPr>
-          <w:rStyle w:val="FootnoteReference"/>
-        </w:rPr>
-        <w:footnoteRef/>
-      </w:r>
-      <w:r>
-        <w:rPr>
-          <w:rFonts w:ascii="Times New Roman" w:cs="Times New Roman" w:eastAsia="Times New Roman" w:hAnsi="Times New Roman"/>
-          <w:sz w:val="20"/>
-          <w:szCs w:val="20"/>
-        </w:rPr>
-        <w:t xml:space="preserve">2010/63/AB sayılı Direktif, md. 35 ve 54(1).</w:t>
-      </w:r>
-    </w:p>
-  </w:footnote>
-  <w:footnote w:id="73">
-    <w:p>
-      <w:pPr>
-        <w:spacing w:line="240"/>
-        <w:jc w:val="left"/>
-      </w:pPr>
-      <w:r>
-        <w:rPr>
-          <w:rStyle w:val="FootnoteReference"/>
-        </w:rPr>
-        <w:footnoteRef/>
-      </w:r>
-      <w:r>
-        <w:rPr>
-          <w:rFonts w:ascii="Times New Roman" w:cs="Times New Roman" w:eastAsia="Times New Roman" w:hAnsi="Times New Roman"/>
-          <w:sz w:val="20"/>
-          <w:szCs w:val="20"/>
-        </w:rPr>
-        <w:t xml:space="preserve">Bayne, Morris ve France, "Legislation and Oversight," 111.</w:t>
-      </w:r>
-    </w:p>
-  </w:footnote>
-  <w:footnote w:id="74">
-    <w:p>
-      <w:pPr>
-        <w:spacing w:line="240"/>
-        <w:jc w:val="left"/>
-      </w:pPr>
-      <w:r>
-        <w:rPr>
-          <w:rStyle w:val="FootnoteReference"/>
-        </w:rPr>
-        <w:footnoteRef/>
-      </w:r>
-      <w:r>
-        <w:rPr>
-          <w:rFonts w:ascii="Times New Roman" w:cs="Times New Roman" w:eastAsia="Times New Roman" w:hAnsi="Times New Roman"/>
-          <w:sz w:val="20"/>
-          <w:szCs w:val="20"/>
-        </w:rPr>
-        <w:t xml:space="preserve">Refah Yönetmeliği, md. 39; Sucul Yönetmelik, md. 34.</w:t>
-      </w:r>
-    </w:p>
-  </w:footnote>
-  <w:footnote w:id="75">
-    <w:p>
-      <w:pPr>
-        <w:spacing w:line="240"/>
-        <w:jc w:val="left"/>
-      </w:pPr>
-      <w:r>
-        <w:rPr>
-          <w:rStyle w:val="FootnoteReference"/>
-        </w:rPr>
-        <w:footnoteRef/>
-      </w:r>
-      <w:r>
-        <w:rPr>
-          <w:rFonts w:ascii="Times New Roman" w:cs="Times New Roman" w:eastAsia="Times New Roman" w:hAnsi="Times New Roman"/>
-          <w:sz w:val="20"/>
-          <w:szCs w:val="20"/>
-        </w:rPr>
-        <w:t xml:space="preserve">5996 sayılı Kanun, md. 36(1)(e), (g) ve (i). Yalnızca 36(1)(f) bendindeki nakil belgesi cezaları yakın zamanda, 2026 tarihli ve 7584 sayılı Kanunla çoğu tür için araç başına 26.360 TL'ye yükseltilmiştir. İdari para cezaları her yıl yeniden değerlendiğinden güncel tutarlar bu temel rakamları aşmaktadır; güncel tutarlar bu çalışma için doğrulanmamıştır.</w:t>
-      </w:r>
-    </w:p>
-  </w:footnote>
-  <w:footnote w:id="76">
-    <w:p>
-      <w:pPr>
-        <w:spacing w:line="240"/>
-        <w:jc w:val="left"/>
-      </w:pPr>
-      <w:r>
-        <w:rPr>
-          <w:rStyle w:val="FootnoteReference"/>
-        </w:rPr>
-        <w:footnoteRef/>
-      </w:r>
-      <w:r>
-        <w:rPr>
-          <w:rFonts w:ascii="Times New Roman" w:cs="Times New Roman" w:eastAsia="Times New Roman" w:hAnsi="Times New Roman"/>
-          <w:sz w:val="20"/>
-          <w:szCs w:val="20"/>
-        </w:rPr>
-        <w:t xml:space="preserve">5199 sayılı Kanun, md. 28(e); Etik Kurul Yönetmeliği, md. 21(1). Yönetmelik 28(1)(f). maddeye atıf yapmaktadır; güncel metinde 9. maddeye ilişkin cezalar 28(e). bentte yer almaktadır; bu, görünüşe göre bentlerin 2021'de yeniden harflendirilmesinden geriye kalmış bir atıftır.</w:t>
-      </w:r>
-    </w:p>
-  </w:footnote>
-  <w:footnote w:id="77">
-    <w:p>
-      <w:pPr>
-        <w:spacing w:line="240"/>
-        <w:jc w:val="left"/>
-      </w:pPr>
-      <w:r>
-        <w:rPr>
-          <w:rStyle w:val="FootnoteReference"/>
-        </w:rPr>
-        <w:footnoteRef/>
-      </w:r>
-      <w:r>
-        <w:rPr>
-          <w:rFonts w:ascii="Times New Roman" w:cs="Times New Roman" w:eastAsia="Times New Roman" w:hAnsi="Times New Roman"/>
-          <w:sz w:val="20"/>
-          <w:szCs w:val="20"/>
-        </w:rPr>
-        <w:t xml:space="preserve">Etik Kurul Yönetmeliği, md. 21(2).</w:t>
-      </w:r>
-    </w:p>
-  </w:footnote>
-  <w:footnote w:id="78">
-    <w:p>
-      <w:pPr>
-        <w:spacing w:line="240"/>
-        <w:jc w:val="left"/>
-      </w:pPr>
-      <w:r>
-        <w:rPr>
-          <w:rStyle w:val="FootnoteReference"/>
-        </w:rPr>
-        <w:footnoteRef/>
-      </w:r>
-      <w:r>
-        <w:rPr>
-          <w:rFonts w:ascii="Times New Roman" w:cs="Times New Roman" w:eastAsia="Times New Roman" w:hAnsi="Times New Roman"/>
-          <w:sz w:val="20"/>
-          <w:szCs w:val="20"/>
-        </w:rPr>
-        <w:t xml:space="preserve">5199 sayılı Kanun, md. 24, 28 ve 30.</w:t>
-      </w:r>
-    </w:p>
-  </w:footnote>
-  <w:footnote w:id="79">
-    <w:p>
-      <w:pPr>
-        <w:spacing w:line="240"/>
-        <w:jc w:val="left"/>
-      </w:pPr>
-      <w:r>
-        <w:rPr>
-          <w:rStyle w:val="FootnoteReference"/>
-        </w:rPr>
-        <w:footnoteRef/>
-      </w:r>
-      <w:r>
-        <w:rPr>
-          <w:rFonts w:ascii="Times New Roman" w:cs="Times New Roman" w:eastAsia="Times New Roman" w:hAnsi="Times New Roman"/>
-          <w:sz w:val="20"/>
-          <w:szCs w:val="20"/>
-        </w:rPr>
-        <w:t xml:space="preserve">5199 sayılı Kanun, md. 3(e) ve 28/A.</w:t>
-      </w:r>
-    </w:p>
-  </w:footnote>
-  <w:footnote w:id="80">
-    <w:p>
-      <w:pPr>
-        <w:spacing w:line="240"/>
-        <w:jc w:val="left"/>
-      </w:pPr>
-      <w:r>
-        <w:rPr>
-          <w:rStyle w:val="FootnoteReference"/>
-        </w:rPr>
-        <w:footnoteRef/>
-      </w:r>
-      <w:r>
-        <w:rPr>
-          <w:rFonts w:ascii="Times New Roman" w:cs="Times New Roman" w:eastAsia="Times New Roman" w:hAnsi="Times New Roman"/>
-          <w:sz w:val="20"/>
-          <w:szCs w:val="20"/>
-        </w:rPr>
-        <w:t xml:space="preserve">Avrupa Birliği, Çevreyle İlgili Mevzuat Alanındaki Raporlama Yükümlülüklerinin Uyumlaştırılmasına İlişkin 5 Haziran 2019 tarihli ve (AB) 2019/1010 sayılı Avrupa Parlamentosu ve Konsey Tüzüğü, </w:t>
+        <w:t xml:space="preserve">in Vivo</w:t>
+      </w:r>
+      <w:r>
+        <w:rPr>
+          <w:rFonts w:ascii="Times New Roman" w:cs="Times New Roman" w:eastAsia="Times New Roman" w:hAnsi="Times New Roman"/>
+          <w:sz w:val="20"/>
+          <w:szCs w:val="20"/>
+        </w:rPr>
+        <w:t xml:space="preserve"> Research," </w:t>
       </w:r>
       <w:r>
         <w:rPr>
@@ -7758,15 +7514,81 @@
           <w:sz w:val="20"/>
           <w:szCs w:val="20"/>
         </w:rPr>
-        <w:t xml:space="preserve">Avrupa Birliği Resmî Gazetesi</w:t>
-      </w:r>
-      <w:r>
-        <w:rPr>
-          <w:rFonts w:ascii="Times New Roman" w:cs="Times New Roman" w:eastAsia="Times New Roman" w:hAnsi="Times New Roman"/>
-          <w:sz w:val="20"/>
-          <w:szCs w:val="20"/>
-        </w:rPr>
-        <w:t xml:space="preserve"> L 170, 25 Haziran 2019, 115–27; F. Busquet, "New European Union Statistics on Laboratory Animal Use – What Really Counts!," </w:t>
+        <w:t xml:space="preserve">Animals</w:t>
+      </w:r>
+      <w:r>
+        <w:rPr>
+          <w:rFonts w:ascii="Times New Roman" w:cs="Times New Roman" w:eastAsia="Times New Roman" w:hAnsi="Times New Roman"/>
+          <w:sz w:val="20"/>
+          <w:szCs w:val="20"/>
+        </w:rPr>
+        <w:t xml:space="preserve"> 13, no. 15 (2023): 2476, 8, https://doi.org/10.3390/ani13152476.</w:t>
+      </w:r>
+    </w:p>
+  </w:footnote>
+  <w:footnote w:id="65">
+    <w:p>
+      <w:pPr>
+        <w:spacing w:line="240"/>
+        <w:jc w:val="left"/>
+      </w:pPr>
+      <w:r>
+        <w:rPr>
+          <w:rStyle w:val="FootnoteReference"/>
+        </w:rPr>
+        <w:footnoteRef/>
+      </w:r>
+      <w:r>
+        <w:rPr>
+          <w:rFonts w:ascii="Times New Roman" w:cs="Times New Roman" w:eastAsia="Times New Roman" w:hAnsi="Times New Roman"/>
+          <w:sz w:val="20"/>
+          <w:szCs w:val="20"/>
+        </w:rPr>
+        <w:t xml:space="preserve">Demirel ve Uluköy, "Hayvan refahı bakış açısı," 118.</w:t>
+      </w:r>
+    </w:p>
+  </w:footnote>
+  <w:footnote w:id="66">
+    <w:p>
+      <w:pPr>
+        <w:spacing w:line="240"/>
+        <w:jc w:val="left"/>
+      </w:pPr>
+      <w:r>
+        <w:rPr>
+          <w:rStyle w:val="FootnoteReference"/>
+        </w:rPr>
+        <w:footnoteRef/>
+      </w:r>
+      <w:r>
+        <w:rPr>
+          <w:rFonts w:ascii="Times New Roman" w:cs="Times New Roman" w:eastAsia="Times New Roman" w:hAnsi="Times New Roman"/>
+          <w:sz w:val="20"/>
+          <w:szCs w:val="20"/>
+        </w:rPr>
+        <w:t xml:space="preserve">Etik Kurul Yönetmeliği, md. 18(a)–(d), (f) ve (ğ)–(m).</w:t>
+      </w:r>
+    </w:p>
+  </w:footnote>
+  <w:footnote w:id="67">
+    <w:p>
+      <w:pPr>
+        <w:spacing w:line="240"/>
+        <w:jc w:val="left"/>
+      </w:pPr>
+      <w:r>
+        <w:rPr>
+          <w:rStyle w:val="FootnoteReference"/>
+        </w:rPr>
+        <w:footnoteRef/>
+      </w:r>
+      <w:r>
+        <w:rPr>
+          <w:rFonts w:ascii="Times New Roman" w:cs="Times New Roman" w:eastAsia="Times New Roman" w:hAnsi="Times New Roman"/>
+          <w:sz w:val="20"/>
+          <w:szCs w:val="20"/>
+        </w:rPr>
+        <w:t xml:space="preserve">Hayvan Deneyleri Merkezi Etik Kurulu [HADMEK], </w:t>
       </w:r>
       <w:r>
         <w:rPr>
@@ -7776,81 +7598,15 @@
           <w:sz w:val="20"/>
           <w:szCs w:val="20"/>
         </w:rPr>
-        <w:t xml:space="preserve">ALTEX</w:t>
-      </w:r>
-      <w:r>
-        <w:rPr>
-          <w:rFonts w:ascii="Times New Roman" w:cs="Times New Roman" w:eastAsia="Times New Roman" w:hAnsi="Times New Roman"/>
-          <w:sz w:val="20"/>
-          <w:szCs w:val="20"/>
-        </w:rPr>
-        <w:t xml:space="preserve"> 37, no. 2 (2020): 167–69, https://doi.org/10.14573/altex.2003241.</w:t>
-      </w:r>
-    </w:p>
-  </w:footnote>
-  <w:footnote w:id="81">
-    <w:p>
-      <w:pPr>
-        <w:spacing w:line="240"/>
-        <w:jc w:val="left"/>
-      </w:pPr>
-      <w:r>
-        <w:rPr>
-          <w:rStyle w:val="FootnoteReference"/>
-        </w:rPr>
-        <w:footnoteRef/>
-      </w:r>
-      <w:r>
-        <w:rPr>
-          <w:rFonts w:ascii="Times New Roman" w:cs="Times New Roman" w:eastAsia="Times New Roman" w:hAnsi="Times New Roman"/>
-          <w:sz w:val="20"/>
-          <w:szCs w:val="20"/>
-        </w:rPr>
-        <w:t xml:space="preserve">Refah Yönetmeliği, md. 34(2); Etik Kurul Yönetmeliği, md. 7(1)(h) ve 9(1)(g).</w:t>
-      </w:r>
-    </w:p>
-  </w:footnote>
-  <w:footnote w:id="82">
-    <w:p>
-      <w:pPr>
-        <w:spacing w:line="240"/>
-        <w:jc w:val="left"/>
-      </w:pPr>
-      <w:r>
-        <w:rPr>
-          <w:rStyle w:val="FootnoteReference"/>
-        </w:rPr>
-        <w:footnoteRef/>
-      </w:r>
-      <w:r>
-        <w:rPr>
-          <w:rFonts w:ascii="Times New Roman" w:cs="Times New Roman" w:eastAsia="Times New Roman" w:hAnsi="Times New Roman"/>
-          <w:sz w:val="20"/>
-          <w:szCs w:val="20"/>
-        </w:rPr>
-        <w:t xml:space="preserve">Etik Kurul Yönetmeliği, md. 16(4).</w:t>
-      </w:r>
-    </w:p>
-  </w:footnote>
-  <w:footnote w:id="83">
-    <w:p>
-      <w:pPr>
-        <w:spacing w:line="240"/>
-        <w:jc w:val="left"/>
-      </w:pPr>
-      <w:r>
-        <w:rPr>
-          <w:rStyle w:val="FootnoteReference"/>
-        </w:rPr>
-        <w:footnoteRef/>
-      </w:r>
-      <w:r>
-        <w:rPr>
-          <w:rFonts w:ascii="Times New Roman" w:cs="Times New Roman" w:eastAsia="Times New Roman" w:hAnsi="Times New Roman"/>
-          <w:sz w:val="20"/>
-          <w:szCs w:val="20"/>
-        </w:rPr>
-        <w:t xml:space="preserve">S. İzmirli </w:t>
+        <w:t xml:space="preserve">2015–2016 yılları Hayvan Deneyleri Merkezi Etik Kurulu faaliyet raporu</w:t>
+      </w:r>
+      <w:r>
+        <w:rPr>
+          <w:rFonts w:ascii="Times New Roman" w:cs="Times New Roman" w:eastAsia="Times New Roman" w:hAnsi="Times New Roman"/>
+          <w:sz w:val="20"/>
+          <w:szCs w:val="20"/>
+        </w:rPr>
+        <w:t xml:space="preserve"> (Ankara: T.C. Orman ve Su İşleri Bakanlığı, 2017); HADMEK, </w:t>
       </w:r>
       <w:r>
         <w:rPr>
@@ -7860,15 +7616,81 @@
           <w:sz w:val="20"/>
           <w:szCs w:val="20"/>
         </w:rPr>
-        <w:t xml:space="preserve">vd.</w:t>
-      </w:r>
-      <w:r>
-        <w:rPr>
-          <w:rFonts w:ascii="Times New Roman" w:cs="Times New Roman" w:eastAsia="Times New Roman" w:hAnsi="Times New Roman"/>
-          <w:sz w:val="20"/>
-          <w:szCs w:val="20"/>
-        </w:rPr>
-        <w:t xml:space="preserve">, "Introducing Ethical Evaluation of the Use of Animals in Experiments in the Near East," </w:t>
+        <w:t xml:space="preserve">2026 yılı deney hayvanı kullanım sertifikası eğitim programları listesi</w:t>
+      </w:r>
+      <w:r>
+        <w:rPr>
+          <w:rFonts w:ascii="Times New Roman" w:cs="Times New Roman" w:eastAsia="Times New Roman" w:hAnsi="Times New Roman"/>
+          <w:sz w:val="20"/>
+          <w:szCs w:val="20"/>
+        </w:rPr>
+        <w:t xml:space="preserve">, 25 Eylül 2026, erişim tarihi 28 Eylül 2026, https://hadmek.tarimorman.gov.tr/Duyuru/Detay/16896.</w:t>
+      </w:r>
+    </w:p>
+  </w:footnote>
+  <w:footnote w:id="68">
+    <w:p>
+      <w:pPr>
+        <w:spacing w:line="240"/>
+        <w:jc w:val="left"/>
+      </w:pPr>
+      <w:r>
+        <w:rPr>
+          <w:rStyle w:val="FootnoteReference"/>
+        </w:rPr>
+        <w:footnoteRef/>
+      </w:r>
+      <w:r>
+        <w:rPr>
+          <w:rFonts w:ascii="Times New Roman" w:cs="Times New Roman" w:eastAsia="Times New Roman" w:hAnsi="Times New Roman"/>
+          <w:sz w:val="20"/>
+          <w:szCs w:val="20"/>
+        </w:rPr>
+        <w:t xml:space="preserve">FELASA, "Education &amp; Training."</w:t>
+      </w:r>
+    </w:p>
+  </w:footnote>
+  <w:footnote w:id="69">
+    <w:p>
+      <w:pPr>
+        <w:spacing w:line="240"/>
+        <w:jc w:val="left"/>
+      </w:pPr>
+      <w:r>
+        <w:rPr>
+          <w:rStyle w:val="FootnoteReference"/>
+        </w:rPr>
+        <w:footnoteRef/>
+      </w:r>
+      <w:r>
+        <w:rPr>
+          <w:rFonts w:ascii="Times New Roman" w:cs="Times New Roman" w:eastAsia="Times New Roman" w:hAnsi="Times New Roman"/>
+          <w:sz w:val="20"/>
+          <w:szCs w:val="20"/>
+        </w:rPr>
+        <w:t xml:space="preserve">5199 sayılı Kanun, md. 7(1), 9(6) ve 28.</w:t>
+      </w:r>
+    </w:p>
+  </w:footnote>
+  <w:footnote w:id="70">
+    <w:p>
+      <w:pPr>
+        <w:spacing w:line="240"/>
+        <w:jc w:val="left"/>
+      </w:pPr>
+      <w:r>
+        <w:rPr>
+          <w:rStyle w:val="FootnoteReference"/>
+        </w:rPr>
+        <w:footnoteRef/>
+      </w:r>
+      <w:r>
+        <w:rPr>
+          <w:rFonts w:ascii="Times New Roman" w:cs="Times New Roman" w:eastAsia="Times New Roman" w:hAnsi="Times New Roman"/>
+          <w:sz w:val="20"/>
+          <w:szCs w:val="20"/>
+        </w:rPr>
+        <w:t xml:space="preserve">K. Bayne, T. H. Morris ve M. P. France, "Legislation and Oversight of the Conduct of Research Using Animals: A Global Overview," </w:t>
       </w:r>
       <w:r>
         <w:rPr>
@@ -7878,41 +7700,85 @@
           <w:sz w:val="20"/>
           <w:szCs w:val="20"/>
         </w:rPr>
-        <w:t xml:space="preserve">Alternatives to Laboratory Animals</w:t>
-      </w:r>
-      <w:r>
-        <w:rPr>
-          <w:rFonts w:ascii="Times New Roman" w:cs="Times New Roman" w:eastAsia="Times New Roman" w:hAnsi="Times New Roman"/>
-          <w:sz w:val="20"/>
-          <w:szCs w:val="20"/>
-        </w:rPr>
-        <w:t xml:space="preserve"> 38, no. 4 (2010): 331–36, https://doi.org/10.1177/026119291003800410.</w:t>
-      </w:r>
-    </w:p>
-  </w:footnote>
-  <w:footnote w:id="84">
-    <w:p>
-      <w:pPr>
-        <w:spacing w:line="240"/>
-        <w:jc w:val="left"/>
-      </w:pPr>
-      <w:r>
-        <w:rPr>
-          <w:rStyle w:val="FootnoteReference"/>
-        </w:rPr>
-        <w:footnoteRef/>
-      </w:r>
-      <w:r>
-        <w:rPr>
-          <w:rFonts w:ascii="Times New Roman" w:cs="Times New Roman" w:eastAsia="Times New Roman" w:hAnsi="Times New Roman"/>
-          <w:sz w:val="20"/>
-          <w:szCs w:val="20"/>
-        </w:rPr>
-        <w:t xml:space="preserve">Busquet, "New European Union Statistics," 167.</w:t>
-      </w:r>
-    </w:p>
-  </w:footnote>
-  <w:footnote w:id="85">
+        <w:t xml:space="preserve">The UFAW Handbook on the Care and Management of Laboratory and Other Research Animals</w:t>
+      </w:r>
+      <w:r>
+        <w:rPr>
+          <w:rFonts w:ascii="Times New Roman" w:cs="Times New Roman" w:eastAsia="Times New Roman" w:hAnsi="Times New Roman"/>
+          <w:sz w:val="20"/>
+          <w:szCs w:val="20"/>
+        </w:rPr>
+        <w:t xml:space="preserve"> içinde, 8. bs., ed. R. Hubrecht ve J. Kirkwood (Chichester: Wiley-Blackwell, 2010), 111.</w:t>
+      </w:r>
+    </w:p>
+  </w:footnote>
+  <w:footnote w:id="71">
+    <w:p>
+      <w:pPr>
+        <w:spacing w:line="240"/>
+        <w:jc w:val="left"/>
+      </w:pPr>
+      <w:r>
+        <w:rPr>
+          <w:rStyle w:val="FootnoteReference"/>
+        </w:rPr>
+        <w:footnoteRef/>
+      </w:r>
+      <w:r>
+        <w:rPr>
+          <w:rFonts w:ascii="Times New Roman" w:cs="Times New Roman" w:eastAsia="Times New Roman" w:hAnsi="Times New Roman"/>
+          <w:sz w:val="20"/>
+          <w:szCs w:val="20"/>
+        </w:rPr>
+        <w:t xml:space="preserve">Refah Yönetmeliği, md. 37.</w:t>
+      </w:r>
+    </w:p>
+  </w:footnote>
+  <w:footnote w:id="72">
+    <w:p>
+      <w:pPr>
+        <w:spacing w:line="240"/>
+        <w:jc w:val="left"/>
+      </w:pPr>
+      <w:r>
+        <w:rPr>
+          <w:rStyle w:val="FootnoteReference"/>
+        </w:rPr>
+        <w:footnoteRef/>
+      </w:r>
+      <w:r>
+        <w:rPr>
+          <w:rFonts w:ascii="Times New Roman" w:cs="Times New Roman" w:eastAsia="Times New Roman" w:hAnsi="Times New Roman"/>
+          <w:sz w:val="20"/>
+          <w:szCs w:val="20"/>
+        </w:rPr>
+        <w:t xml:space="preserve">Etik Kurul Yönetmeliği, md. 7(1)(c)–(d) ve 20; 5199 sayılı Kanun, md. 17(1) ve 25.</w:t>
+      </w:r>
+    </w:p>
+  </w:footnote>
+  <w:footnote w:id="73">
+    <w:p>
+      <w:pPr>
+        <w:spacing w:line="240"/>
+        <w:jc w:val="left"/>
+      </w:pPr>
+      <w:r>
+        <w:rPr>
+          <w:rStyle w:val="FootnoteReference"/>
+        </w:rPr>
+        <w:footnoteRef/>
+      </w:r>
+      <w:r>
+        <w:rPr>
+          <w:rFonts w:ascii="Times New Roman" w:cs="Times New Roman" w:eastAsia="Times New Roman" w:hAnsi="Times New Roman"/>
+          <w:sz w:val="20"/>
+          <w:szCs w:val="20"/>
+        </w:rPr>
+        <w:t xml:space="preserve">Sucul Yönetmelik, md. 32.</w:t>
+      </w:r>
+    </w:p>
+  </w:footnote>
+  <w:footnote w:id="74">
     <w:p>
       <w:pPr>
         <w:spacing w:line="240"/>
@@ -7940,15 +7806,213 @@
           <w:sz w:val="20"/>
           <w:szCs w:val="20"/>
         </w:rPr>
-        <w:t xml:space="preserve">2010–2014 faaliyet raporu</w:t>
-      </w:r>
-      <w:r>
-        <w:rPr>
-          <w:rFonts w:ascii="Times New Roman" w:cs="Times New Roman" w:eastAsia="Times New Roman" w:hAnsi="Times New Roman"/>
-          <w:sz w:val="20"/>
-          <w:szCs w:val="20"/>
-        </w:rPr>
-        <w:t xml:space="preserve">; HADMEK, </w:t>
+        <w:t xml:space="preserve">2010–2014 yılları deney hayvanı kullanımı faaliyet raporu</w:t>
+      </w:r>
+      <w:r>
+        <w:rPr>
+          <w:rFonts w:ascii="Times New Roman" w:cs="Times New Roman" w:eastAsia="Times New Roman" w:hAnsi="Times New Roman"/>
+          <w:sz w:val="20"/>
+          <w:szCs w:val="20"/>
+        </w:rPr>
+        <w:t xml:space="preserve"> (Ankara: T.C. Orman ve Su İşleri Bakanlığı, 2015).</w:t>
+      </w:r>
+    </w:p>
+  </w:footnote>
+  <w:footnote w:id="75">
+    <w:p>
+      <w:pPr>
+        <w:spacing w:line="240"/>
+        <w:jc w:val="left"/>
+      </w:pPr>
+      <w:r>
+        <w:rPr>
+          <w:rStyle w:val="FootnoteReference"/>
+        </w:rPr>
+        <w:footnoteRef/>
+      </w:r>
+      <w:r>
+        <w:rPr>
+          <w:rFonts w:ascii="Times New Roman" w:cs="Times New Roman" w:eastAsia="Times New Roman" w:hAnsi="Times New Roman"/>
+          <w:sz w:val="20"/>
+          <w:szCs w:val="20"/>
+        </w:rPr>
+        <w:t xml:space="preserve">2010/63/AB sayılı Direktif, md. 35 ve 54(1).</w:t>
+      </w:r>
+    </w:p>
+  </w:footnote>
+  <w:footnote w:id="76">
+    <w:p>
+      <w:pPr>
+        <w:spacing w:line="240"/>
+        <w:jc w:val="left"/>
+      </w:pPr>
+      <w:r>
+        <w:rPr>
+          <w:rStyle w:val="FootnoteReference"/>
+        </w:rPr>
+        <w:footnoteRef/>
+      </w:r>
+      <w:r>
+        <w:rPr>
+          <w:rFonts w:ascii="Times New Roman" w:cs="Times New Roman" w:eastAsia="Times New Roman" w:hAnsi="Times New Roman"/>
+          <w:sz w:val="20"/>
+          <w:szCs w:val="20"/>
+        </w:rPr>
+        <w:t xml:space="preserve">Bayne, Morris ve France, "Legislation and Oversight," 111.</w:t>
+      </w:r>
+    </w:p>
+  </w:footnote>
+  <w:footnote w:id="77">
+    <w:p>
+      <w:pPr>
+        <w:spacing w:line="240"/>
+        <w:jc w:val="left"/>
+      </w:pPr>
+      <w:r>
+        <w:rPr>
+          <w:rStyle w:val="FootnoteReference"/>
+        </w:rPr>
+        <w:footnoteRef/>
+      </w:r>
+      <w:r>
+        <w:rPr>
+          <w:rFonts w:ascii="Times New Roman" w:cs="Times New Roman" w:eastAsia="Times New Roman" w:hAnsi="Times New Roman"/>
+          <w:sz w:val="20"/>
+          <w:szCs w:val="20"/>
+        </w:rPr>
+        <w:t xml:space="preserve">Refah Yönetmeliği, md. 39; Sucul Yönetmelik, md. 34.</w:t>
+      </w:r>
+    </w:p>
+  </w:footnote>
+  <w:footnote w:id="78">
+    <w:p>
+      <w:pPr>
+        <w:spacing w:line="240"/>
+        <w:jc w:val="left"/>
+      </w:pPr>
+      <w:r>
+        <w:rPr>
+          <w:rStyle w:val="FootnoteReference"/>
+        </w:rPr>
+        <w:footnoteRef/>
+      </w:r>
+      <w:r>
+        <w:rPr>
+          <w:rFonts w:ascii="Times New Roman" w:cs="Times New Roman" w:eastAsia="Times New Roman" w:hAnsi="Times New Roman"/>
+          <w:sz w:val="20"/>
+          <w:szCs w:val="20"/>
+        </w:rPr>
+        <w:t xml:space="preserve">5996 sayılı Kanun, md. 36(1)(e), (g) ve (i). Yalnızca 36(1)(f) bendindeki nakil belgesi cezaları yakın zamanda, 2026 tarihli ve 7584 sayılı Kanunla çoğu tür için araç başına 26.360 TL'ye yükseltilmiştir. İdari para cezaları her yıl yeniden değerlendiğinden güncel tutarlar bu temel rakamları aşmaktadır; güncel tutarlar bu çalışma için doğrulanmamıştır.</w:t>
+      </w:r>
+    </w:p>
+  </w:footnote>
+  <w:footnote w:id="79">
+    <w:p>
+      <w:pPr>
+        <w:spacing w:line="240"/>
+        <w:jc w:val="left"/>
+      </w:pPr>
+      <w:r>
+        <w:rPr>
+          <w:rStyle w:val="FootnoteReference"/>
+        </w:rPr>
+        <w:footnoteRef/>
+      </w:r>
+      <w:r>
+        <w:rPr>
+          <w:rFonts w:ascii="Times New Roman" w:cs="Times New Roman" w:eastAsia="Times New Roman" w:hAnsi="Times New Roman"/>
+          <w:sz w:val="20"/>
+          <w:szCs w:val="20"/>
+        </w:rPr>
+        <w:t xml:space="preserve">5199 sayılı Kanun, md. 28(e); Etik Kurul Yönetmeliği, md. 21(1). Yönetmelik 28(1)(f). maddeye atıf yapmaktadır; güncel metinde 9. maddeye ilişkin cezalar 28(e). bentte yer almaktadır; bu, görünüşe göre bentlerin 2021'de yeniden harflendirilmesinden geriye kalmış bir atıftır.</w:t>
+      </w:r>
+    </w:p>
+  </w:footnote>
+  <w:footnote w:id="80">
+    <w:p>
+      <w:pPr>
+        <w:spacing w:line="240"/>
+        <w:jc w:val="left"/>
+      </w:pPr>
+      <w:r>
+        <w:rPr>
+          <w:rStyle w:val="FootnoteReference"/>
+        </w:rPr>
+        <w:footnoteRef/>
+      </w:r>
+      <w:r>
+        <w:rPr>
+          <w:rFonts w:ascii="Times New Roman" w:cs="Times New Roman" w:eastAsia="Times New Roman" w:hAnsi="Times New Roman"/>
+          <w:sz w:val="20"/>
+          <w:szCs w:val="20"/>
+        </w:rPr>
+        <w:t xml:space="preserve">Etik Kurul Yönetmeliği, md. 21(2).</w:t>
+      </w:r>
+    </w:p>
+  </w:footnote>
+  <w:footnote w:id="81">
+    <w:p>
+      <w:pPr>
+        <w:spacing w:line="240"/>
+        <w:jc w:val="left"/>
+      </w:pPr>
+      <w:r>
+        <w:rPr>
+          <w:rStyle w:val="FootnoteReference"/>
+        </w:rPr>
+        <w:footnoteRef/>
+      </w:r>
+      <w:r>
+        <w:rPr>
+          <w:rFonts w:ascii="Times New Roman" w:cs="Times New Roman" w:eastAsia="Times New Roman" w:hAnsi="Times New Roman"/>
+          <w:sz w:val="20"/>
+          <w:szCs w:val="20"/>
+        </w:rPr>
+        <w:t xml:space="preserve">5199 sayılı Kanun, md. 24, 28 ve 30.</w:t>
+      </w:r>
+    </w:p>
+  </w:footnote>
+  <w:footnote w:id="82">
+    <w:p>
+      <w:pPr>
+        <w:spacing w:line="240"/>
+        <w:jc w:val="left"/>
+      </w:pPr>
+      <w:r>
+        <w:rPr>
+          <w:rStyle w:val="FootnoteReference"/>
+        </w:rPr>
+        <w:footnoteRef/>
+      </w:r>
+      <w:r>
+        <w:rPr>
+          <w:rFonts w:ascii="Times New Roman" w:cs="Times New Roman" w:eastAsia="Times New Roman" w:hAnsi="Times New Roman"/>
+          <w:sz w:val="20"/>
+          <w:szCs w:val="20"/>
+        </w:rPr>
+        <w:t xml:space="preserve">5199 sayılı Kanun, md. 3(e) ve 28/A.</w:t>
+      </w:r>
+    </w:p>
+  </w:footnote>
+  <w:footnote w:id="83">
+    <w:p>
+      <w:pPr>
+        <w:spacing w:line="240"/>
+        <w:jc w:val="left"/>
+      </w:pPr>
+      <w:r>
+        <w:rPr>
+          <w:rStyle w:val="FootnoteReference"/>
+        </w:rPr>
+        <w:footnoteRef/>
+      </w:r>
+      <w:r>
+        <w:rPr>
+          <w:rFonts w:ascii="Times New Roman" w:cs="Times New Roman" w:eastAsia="Times New Roman" w:hAnsi="Times New Roman"/>
+          <w:sz w:val="20"/>
+          <w:szCs w:val="20"/>
+        </w:rPr>
+        <w:t xml:space="preserve">Avrupa Birliği, Çevreyle İlgili Mevzuat Alanındaki Raporlama Yükümlülüklerinin Uyumlaştırılmasına İlişkin 5 Haziran 2019 tarihli ve (AB) 2019/1010 sayılı Avrupa Parlamentosu ve Konsey Tüzüğü, </w:t>
       </w:r>
       <w:r>
         <w:rPr>
@@ -7958,15 +8022,15 @@
           <w:sz w:val="20"/>
           <w:szCs w:val="20"/>
         </w:rPr>
-        <w:t xml:space="preserve">2015–2016 faaliyet raporu</w:t>
-      </w:r>
-      <w:r>
-        <w:rPr>
-          <w:rFonts w:ascii="Times New Roman" w:cs="Times New Roman" w:eastAsia="Times New Roman" w:hAnsi="Times New Roman"/>
-          <w:sz w:val="20"/>
-          <w:szCs w:val="20"/>
-        </w:rPr>
-        <w:t xml:space="preserve">; HADMEK, </w:t>
+        <w:t xml:space="preserve">Avrupa Birliği Resmî Gazetesi</w:t>
+      </w:r>
+      <w:r>
+        <w:rPr>
+          <w:rFonts w:ascii="Times New Roman" w:cs="Times New Roman" w:eastAsia="Times New Roman" w:hAnsi="Times New Roman"/>
+          <w:sz w:val="20"/>
+          <w:szCs w:val="20"/>
+        </w:rPr>
+        <w:t xml:space="preserve"> L 170, 25 Haziran 2019, 115–27; F. Busquet, "New European Union Statistics on Laboratory Animal Use – What Really Counts!," </w:t>
       </w:r>
       <w:r>
         <w:rPr>
@@ -7976,15 +8040,81 @@
           <w:sz w:val="20"/>
           <w:szCs w:val="20"/>
         </w:rPr>
-        <w:t xml:space="preserve">2017 yılı hayvan deneyleri istatistik raporu</w:t>
-      </w:r>
-      <w:r>
-        <w:rPr>
-          <w:rFonts w:ascii="Times New Roman" w:cs="Times New Roman" w:eastAsia="Times New Roman" w:hAnsi="Times New Roman"/>
-          <w:sz w:val="20"/>
-          <w:szCs w:val="20"/>
-        </w:rPr>
-        <w:t xml:space="preserve"> (Ankara: T.C. Orman ve Su İşleri Bakanlığı, 2018); HADMEK, </w:t>
+        <w:t xml:space="preserve">ALTEX</w:t>
+      </w:r>
+      <w:r>
+        <w:rPr>
+          <w:rFonts w:ascii="Times New Roman" w:cs="Times New Roman" w:eastAsia="Times New Roman" w:hAnsi="Times New Roman"/>
+          <w:sz w:val="20"/>
+          <w:szCs w:val="20"/>
+        </w:rPr>
+        <w:t xml:space="preserve"> 37, no. 2 (2020): 167–69, https://doi.org/10.14573/altex.2003241.</w:t>
+      </w:r>
+    </w:p>
+  </w:footnote>
+  <w:footnote w:id="84">
+    <w:p>
+      <w:pPr>
+        <w:spacing w:line="240"/>
+        <w:jc w:val="left"/>
+      </w:pPr>
+      <w:r>
+        <w:rPr>
+          <w:rStyle w:val="FootnoteReference"/>
+        </w:rPr>
+        <w:footnoteRef/>
+      </w:r>
+      <w:r>
+        <w:rPr>
+          <w:rFonts w:ascii="Times New Roman" w:cs="Times New Roman" w:eastAsia="Times New Roman" w:hAnsi="Times New Roman"/>
+          <w:sz w:val="20"/>
+          <w:szCs w:val="20"/>
+        </w:rPr>
+        <w:t xml:space="preserve">Refah Yönetmeliği, md. 34(2); Etik Kurul Yönetmeliği, md. 7(1)(h) ve 9(1)(g).</w:t>
+      </w:r>
+    </w:p>
+  </w:footnote>
+  <w:footnote w:id="85">
+    <w:p>
+      <w:pPr>
+        <w:spacing w:line="240"/>
+        <w:jc w:val="left"/>
+      </w:pPr>
+      <w:r>
+        <w:rPr>
+          <w:rStyle w:val="FootnoteReference"/>
+        </w:rPr>
+        <w:footnoteRef/>
+      </w:r>
+      <w:r>
+        <w:rPr>
+          <w:rFonts w:ascii="Times New Roman" w:cs="Times New Roman" w:eastAsia="Times New Roman" w:hAnsi="Times New Roman"/>
+          <w:sz w:val="20"/>
+          <w:szCs w:val="20"/>
+        </w:rPr>
+        <w:t xml:space="preserve">Etik Kurul Yönetmeliği, md. 16(4).</w:t>
+      </w:r>
+    </w:p>
+  </w:footnote>
+  <w:footnote w:id="86">
+    <w:p>
+      <w:pPr>
+        <w:spacing w:line="240"/>
+        <w:jc w:val="left"/>
+      </w:pPr>
+      <w:r>
+        <w:rPr>
+          <w:rStyle w:val="FootnoteReference"/>
+        </w:rPr>
+        <w:footnoteRef/>
+      </w:r>
+      <w:r>
+        <w:rPr>
+          <w:rFonts w:ascii="Times New Roman" w:cs="Times New Roman" w:eastAsia="Times New Roman" w:hAnsi="Times New Roman"/>
+          <w:sz w:val="20"/>
+          <w:szCs w:val="20"/>
+        </w:rPr>
+        <w:t xml:space="preserve">S. İzmirli </w:t>
       </w:r>
       <w:r>
         <w:rPr>
@@ -7994,37 +8124,15 @@
           <w:sz w:val="20"/>
           <w:szCs w:val="20"/>
         </w:rPr>
-        <w:t xml:space="preserve">2018–2020 yılları Hayvan Deneyleri Merkezi Etik Kurulu faaliyet raporu</w:t>
-      </w:r>
-      <w:r>
-        <w:rPr>
-          <w:rFonts w:ascii="Times New Roman" w:cs="Times New Roman" w:eastAsia="Times New Roman" w:hAnsi="Times New Roman"/>
-          <w:sz w:val="20"/>
-          <w:szCs w:val="20"/>
-        </w:rPr>
-        <w:t xml:space="preserve"> (Ankara: T.C. Tarım ve Orman Bakanlığı, 2021).</w:t>
-      </w:r>
-    </w:p>
-  </w:footnote>
-  <w:footnote w:id="86">
-    <w:p>
-      <w:pPr>
-        <w:spacing w:line="240"/>
-        <w:jc w:val="left"/>
-      </w:pPr>
-      <w:r>
-        <w:rPr>
-          <w:rStyle w:val="FootnoteReference"/>
-        </w:rPr>
-        <w:footnoteRef/>
-      </w:r>
-      <w:r>
-        <w:rPr>
-          <w:rFonts w:ascii="Times New Roman" w:cs="Times New Roman" w:eastAsia="Times New Roman" w:hAnsi="Times New Roman"/>
-          <w:sz w:val="20"/>
-          <w:szCs w:val="20"/>
-        </w:rPr>
-        <w:t xml:space="preserve">HADMEK, </w:t>
+        <w:t xml:space="preserve">vd.</w:t>
+      </w:r>
+      <w:r>
+        <w:rPr>
+          <w:rFonts w:ascii="Times New Roman" w:cs="Times New Roman" w:eastAsia="Times New Roman" w:hAnsi="Times New Roman"/>
+          <w:sz w:val="20"/>
+          <w:szCs w:val="20"/>
+        </w:rPr>
+        <w:t xml:space="preserve">, "Introducing Ethical Evaluation of the Use of Animals in Experiments in the Near East," </w:t>
       </w:r>
       <w:r>
         <w:rPr>
@@ -8034,15 +8142,15 @@
           <w:sz w:val="20"/>
           <w:szCs w:val="20"/>
         </w:rPr>
-        <w:t xml:space="preserve">2010–2014 faaliyet raporu</w:t>
-      </w:r>
-      <w:r>
-        <w:rPr>
-          <w:rFonts w:ascii="Times New Roman" w:cs="Times New Roman" w:eastAsia="Times New Roman" w:hAnsi="Times New Roman"/>
-          <w:sz w:val="20"/>
-          <w:szCs w:val="20"/>
-        </w:rPr>
-        <w:t xml:space="preserve">.</w:t>
+        <w:t xml:space="preserve">Alternatives to Laboratory Animals</w:t>
+      </w:r>
+      <w:r>
+        <w:rPr>
+          <w:rFonts w:ascii="Times New Roman" w:cs="Times New Roman" w:eastAsia="Times New Roman" w:hAnsi="Times New Roman"/>
+          <w:sz w:val="20"/>
+          <w:szCs w:val="20"/>
+        </w:rPr>
+        <w:t xml:space="preserve"> 38, no. 4 (2010): 331–36, https://doi.org/10.1177/026119291003800410.</w:t>
       </w:r>
     </w:p>
   </w:footnote>
@@ -8064,7 +8172,7 @@
           <w:sz w:val="20"/>
           <w:szCs w:val="20"/>
         </w:rPr>
-        <w:t xml:space="preserve">Refah Yönetmeliği, md. 34(1); Sucul Yönetmelik, md. 30; Etik Kurul Yönetmeliği, md. 22(1) ve (3).</w:t>
+        <w:t xml:space="preserve">Busquet, "New European Union Statistics," 167.</w:t>
       </w:r>
     </w:p>
   </w:footnote>
@@ -8086,73 +8194,7 @@
           <w:sz w:val="20"/>
           <w:szCs w:val="20"/>
         </w:rPr>
-        <w:t xml:space="preserve">Gölcü ve Aksoy, "Avrupa Birliği ve Türkiye'de," 56–62.</w:t>
-      </w:r>
-    </w:p>
-  </w:footnote>
-  <w:footnote w:id="89">
-    <w:p>
-      <w:pPr>
-        <w:spacing w:line="240"/>
-        <w:jc w:val="left"/>
-      </w:pPr>
-      <w:r>
-        <w:rPr>
-          <w:rStyle w:val="FootnoteReference"/>
-        </w:rPr>
-        <w:footnoteRef/>
-      </w:r>
-      <w:r>
-        <w:rPr>
-          <w:rFonts w:ascii="Times New Roman" w:cs="Times New Roman" w:eastAsia="Times New Roman" w:hAnsi="Times New Roman"/>
-          <w:sz w:val="20"/>
-          <w:szCs w:val="20"/>
-        </w:rPr>
-        <w:t xml:space="preserve">2010/63/AB sayılı Direktif, md. 35, 43 ve 54.</w:t>
-      </w:r>
-    </w:p>
-  </w:footnote>
-  <w:footnote w:id="90">
-    <w:p>
-      <w:pPr>
-        <w:spacing w:line="240"/>
-        <w:jc w:val="left"/>
-      </w:pPr>
-      <w:r>
-        <w:rPr>
-          <w:rStyle w:val="FootnoteReference"/>
-        </w:rPr>
-        <w:footnoteRef/>
-      </w:r>
-      <w:r>
-        <w:rPr>
-          <w:rFonts w:ascii="Times New Roman" w:cs="Times New Roman" w:eastAsia="Times New Roman" w:hAnsi="Times New Roman"/>
-          <w:sz w:val="20"/>
-          <w:szCs w:val="20"/>
-        </w:rPr>
-        <w:t xml:space="preserve">AAALAC International, "Directory of Accredited Organizations."</w:t>
-      </w:r>
-    </w:p>
-  </w:footnote>
-  <w:footnote w:id="91">
-    <w:p>
-      <w:pPr>
-        <w:spacing w:line="240"/>
-        <w:jc w:val="left"/>
-      </w:pPr>
-      <w:r>
-        <w:rPr>
-          <w:rStyle w:val="FootnoteReference"/>
-        </w:rPr>
-        <w:footnoteRef/>
-      </w:r>
-      <w:r>
-        <w:rPr>
-          <w:rFonts w:ascii="Times New Roman" w:cs="Times New Roman" w:eastAsia="Times New Roman" w:hAnsi="Times New Roman"/>
-          <w:sz w:val="20"/>
-          <w:szCs w:val="20"/>
-        </w:rPr>
-        <w:t xml:space="preserve">Bkz. Gölcü ve Aksoy, "Avrupa Birliği ve Türkiye'de"; Ö. Uludağ, "Hayvan deneyi çalışmalarında etik kuralların tarihçesi ve önemi," </w:t>
+        <w:t xml:space="preserve">HADMEK, </w:t>
       </w:r>
       <w:r>
         <w:rPr>
@@ -8162,6 +8204,228 @@
           <w:sz w:val="20"/>
           <w:szCs w:val="20"/>
         </w:rPr>
+        <w:t xml:space="preserve">2010–2014 faaliyet raporu</w:t>
+      </w:r>
+      <w:r>
+        <w:rPr>
+          <w:rFonts w:ascii="Times New Roman" w:cs="Times New Roman" w:eastAsia="Times New Roman" w:hAnsi="Times New Roman"/>
+          <w:sz w:val="20"/>
+          <w:szCs w:val="20"/>
+        </w:rPr>
+        <w:t xml:space="preserve">; HADMEK, </w:t>
+      </w:r>
+      <w:r>
+        <w:rPr>
+          <w:rFonts w:ascii="Times New Roman" w:cs="Times New Roman" w:eastAsia="Times New Roman" w:hAnsi="Times New Roman"/>
+          <w:i/>
+          <w:iCs/>
+          <w:sz w:val="20"/>
+          <w:szCs w:val="20"/>
+        </w:rPr>
+        <w:t xml:space="preserve">2015–2016 faaliyet raporu</w:t>
+      </w:r>
+      <w:r>
+        <w:rPr>
+          <w:rFonts w:ascii="Times New Roman" w:cs="Times New Roman" w:eastAsia="Times New Roman" w:hAnsi="Times New Roman"/>
+          <w:sz w:val="20"/>
+          <w:szCs w:val="20"/>
+        </w:rPr>
+        <w:t xml:space="preserve">; HADMEK, </w:t>
+      </w:r>
+      <w:r>
+        <w:rPr>
+          <w:rFonts w:ascii="Times New Roman" w:cs="Times New Roman" w:eastAsia="Times New Roman" w:hAnsi="Times New Roman"/>
+          <w:i/>
+          <w:iCs/>
+          <w:sz w:val="20"/>
+          <w:szCs w:val="20"/>
+        </w:rPr>
+        <w:t xml:space="preserve">2017 yılı hayvan deneyleri istatistik raporu</w:t>
+      </w:r>
+      <w:r>
+        <w:rPr>
+          <w:rFonts w:ascii="Times New Roman" w:cs="Times New Roman" w:eastAsia="Times New Roman" w:hAnsi="Times New Roman"/>
+          <w:sz w:val="20"/>
+          <w:szCs w:val="20"/>
+        </w:rPr>
+        <w:t xml:space="preserve"> (Ankara: T.C. Orman ve Su İşleri Bakanlığı, 2018); HADMEK, </w:t>
+      </w:r>
+      <w:r>
+        <w:rPr>
+          <w:rFonts w:ascii="Times New Roman" w:cs="Times New Roman" w:eastAsia="Times New Roman" w:hAnsi="Times New Roman"/>
+          <w:i/>
+          <w:iCs/>
+          <w:sz w:val="20"/>
+          <w:szCs w:val="20"/>
+        </w:rPr>
+        <w:t xml:space="preserve">2018–2020 yılları Hayvan Deneyleri Merkezi Etik Kurulu faaliyet raporu</w:t>
+      </w:r>
+      <w:r>
+        <w:rPr>
+          <w:rFonts w:ascii="Times New Roman" w:cs="Times New Roman" w:eastAsia="Times New Roman" w:hAnsi="Times New Roman"/>
+          <w:sz w:val="20"/>
+          <w:szCs w:val="20"/>
+        </w:rPr>
+        <w:t xml:space="preserve"> (Ankara: T.C. Tarım ve Orman Bakanlığı, 2021).</w:t>
+      </w:r>
+    </w:p>
+  </w:footnote>
+  <w:footnote w:id="89">
+    <w:p>
+      <w:pPr>
+        <w:spacing w:line="240"/>
+        <w:jc w:val="left"/>
+      </w:pPr>
+      <w:r>
+        <w:rPr>
+          <w:rStyle w:val="FootnoteReference"/>
+        </w:rPr>
+        <w:footnoteRef/>
+      </w:r>
+      <w:r>
+        <w:rPr>
+          <w:rFonts w:ascii="Times New Roman" w:cs="Times New Roman" w:eastAsia="Times New Roman" w:hAnsi="Times New Roman"/>
+          <w:sz w:val="20"/>
+          <w:szCs w:val="20"/>
+        </w:rPr>
+        <w:t xml:space="preserve">HADMEK, </w:t>
+      </w:r>
+      <w:r>
+        <w:rPr>
+          <w:rFonts w:ascii="Times New Roman" w:cs="Times New Roman" w:eastAsia="Times New Roman" w:hAnsi="Times New Roman"/>
+          <w:i/>
+          <w:iCs/>
+          <w:sz w:val="20"/>
+          <w:szCs w:val="20"/>
+        </w:rPr>
+        <w:t xml:space="preserve">2010–2014 faaliyet raporu</w:t>
+      </w:r>
+      <w:r>
+        <w:rPr>
+          <w:rFonts w:ascii="Times New Roman" w:cs="Times New Roman" w:eastAsia="Times New Roman" w:hAnsi="Times New Roman"/>
+          <w:sz w:val="20"/>
+          <w:szCs w:val="20"/>
+        </w:rPr>
+        <w:t xml:space="preserve">.</w:t>
+      </w:r>
+    </w:p>
+  </w:footnote>
+  <w:footnote w:id="90">
+    <w:p>
+      <w:pPr>
+        <w:spacing w:line="240"/>
+        <w:jc w:val="left"/>
+      </w:pPr>
+      <w:r>
+        <w:rPr>
+          <w:rStyle w:val="FootnoteReference"/>
+        </w:rPr>
+        <w:footnoteRef/>
+      </w:r>
+      <w:r>
+        <w:rPr>
+          <w:rFonts w:ascii="Times New Roman" w:cs="Times New Roman" w:eastAsia="Times New Roman" w:hAnsi="Times New Roman"/>
+          <w:sz w:val="20"/>
+          <w:szCs w:val="20"/>
+        </w:rPr>
+        <w:t xml:space="preserve">Refah Yönetmeliği, md. 34(1); Sucul Yönetmelik, md. 30; Etik Kurul Yönetmeliği, md. 22(1) ve (3).</w:t>
+      </w:r>
+    </w:p>
+  </w:footnote>
+  <w:footnote w:id="91">
+    <w:p>
+      <w:pPr>
+        <w:spacing w:line="240"/>
+        <w:jc w:val="left"/>
+      </w:pPr>
+      <w:r>
+        <w:rPr>
+          <w:rStyle w:val="FootnoteReference"/>
+        </w:rPr>
+        <w:footnoteRef/>
+      </w:r>
+      <w:r>
+        <w:rPr>
+          <w:rFonts w:ascii="Times New Roman" w:cs="Times New Roman" w:eastAsia="Times New Roman" w:hAnsi="Times New Roman"/>
+          <w:sz w:val="20"/>
+          <w:szCs w:val="20"/>
+        </w:rPr>
+        <w:t xml:space="preserve">Gölcü ve Aksoy, "Avrupa Birliği ve Türkiye'de," 56–62.</w:t>
+      </w:r>
+    </w:p>
+  </w:footnote>
+  <w:footnote w:id="92">
+    <w:p>
+      <w:pPr>
+        <w:spacing w:line="240"/>
+        <w:jc w:val="left"/>
+      </w:pPr>
+      <w:r>
+        <w:rPr>
+          <w:rStyle w:val="FootnoteReference"/>
+        </w:rPr>
+        <w:footnoteRef/>
+      </w:r>
+      <w:r>
+        <w:rPr>
+          <w:rFonts w:ascii="Times New Roman" w:cs="Times New Roman" w:eastAsia="Times New Roman" w:hAnsi="Times New Roman"/>
+          <w:sz w:val="20"/>
+          <w:szCs w:val="20"/>
+        </w:rPr>
+        <w:t xml:space="preserve">2010/63/AB sayılı Direktif, md. 35, 43 ve 54.</w:t>
+      </w:r>
+    </w:p>
+  </w:footnote>
+  <w:footnote w:id="93">
+    <w:p>
+      <w:pPr>
+        <w:spacing w:line="240"/>
+        <w:jc w:val="left"/>
+      </w:pPr>
+      <w:r>
+        <w:rPr>
+          <w:rStyle w:val="FootnoteReference"/>
+        </w:rPr>
+        <w:footnoteRef/>
+      </w:r>
+      <w:r>
+        <w:rPr>
+          <w:rFonts w:ascii="Times New Roman" w:cs="Times New Roman" w:eastAsia="Times New Roman" w:hAnsi="Times New Roman"/>
+          <w:sz w:val="20"/>
+          <w:szCs w:val="20"/>
+        </w:rPr>
+        <w:t xml:space="preserve">AAALAC International, "Directory of Accredited Organizations."</w:t>
+      </w:r>
+    </w:p>
+  </w:footnote>
+  <w:footnote w:id="94">
+    <w:p>
+      <w:pPr>
+        <w:spacing w:line="240"/>
+        <w:jc w:val="left"/>
+      </w:pPr>
+      <w:r>
+        <w:rPr>
+          <w:rStyle w:val="FootnoteReference"/>
+        </w:rPr>
+        <w:footnoteRef/>
+      </w:r>
+      <w:r>
+        <w:rPr>
+          <w:rFonts w:ascii="Times New Roman" w:cs="Times New Roman" w:eastAsia="Times New Roman" w:hAnsi="Times New Roman"/>
+          <w:sz w:val="20"/>
+          <w:szCs w:val="20"/>
+        </w:rPr>
+        <w:t xml:space="preserve">Bkz. Gölcü ve Aksoy, "Avrupa Birliği ve Türkiye'de"; Ö. Uludağ, "Hayvan deneyi çalışmalarında etik kuralların tarihçesi ve önemi," </w:t>
+      </w:r>
+      <w:r>
+        <w:rPr>
+          <w:rFonts w:ascii="Times New Roman" w:cs="Times New Roman" w:eastAsia="Times New Roman" w:hAnsi="Times New Roman"/>
+          <w:i/>
+          <w:iCs/>
+          <w:sz w:val="20"/>
+          <w:szCs w:val="20"/>
+        </w:rPr>
         <w:t xml:space="preserve">Adıyaman Üniversitesi Sağlık Bilimleri Dergisi</w:t>
       </w:r>
       <w:r>
@@ -8174,7 +8438,7 @@
       </w:r>
     </w:p>
   </w:footnote>
-  <w:footnote w:id="92">
+  <w:footnote w:id="95">
     <w:p>
       <w:pPr>
         <w:spacing w:line="240"/>
